--- a/Документы/220812_б1-ИФСТ-42_2026_1.docx
+++ b/Документы/220812_б1-ИФСТ-42_2026_1.docx
@@ -77,8 +77,6 @@
       <w:r>
         <w:t>Кафедра «Прикладные информационные технологии»</w:t>
       </w:r>
-      <w:bookmarkStart w:id="0" w:name="_GoBack"/>
-      <w:bookmarkEnd w:id="0"/>
     </w:p>
     <w:p>
       <w:pPr>
@@ -2919,25 +2917,25 @@
           <w:szCs w:val="24"/>
           <w:lang w:bidi="ar-SA"/>
         </w:rPr>
-        <w:t xml:space="preserve">Интегрированные системы проектирования и управления. SCADA : учебное пособие / Х. Н. </w:t>
-      </w:r>
-      <w:proofErr w:type="spellStart"/>
+        <w:t xml:space="preserve">Интегрированные системы проектирования и управления. </w:t>
+      </w:r>
+      <w:proofErr w:type="gramStart"/>
       <w:r>
         <w:rPr>
           <w:sz w:val="24"/>
           <w:szCs w:val="24"/>
           <w:lang w:bidi="ar-SA"/>
         </w:rPr>
-        <w:t>Музипов</w:t>
-      </w:r>
-      <w:proofErr w:type="spellEnd"/>
+        <w:t>SCADA :</w:t>
+      </w:r>
+      <w:proofErr w:type="gramEnd"/>
       <w:r>
         <w:rPr>
           <w:sz w:val="24"/>
           <w:szCs w:val="24"/>
           <w:lang w:bidi="ar-SA"/>
         </w:rPr>
-        <w:t xml:space="preserve">, О. Н. </w:t>
+        <w:t xml:space="preserve"> учебное пособие / Х. Н. </w:t>
       </w:r>
       <w:proofErr w:type="spellStart"/>
       <w:r>
@@ -2946,7 +2944,7 @@
           <w:szCs w:val="24"/>
           <w:lang w:bidi="ar-SA"/>
         </w:rPr>
-        <w:t>Кузяков</w:t>
+        <w:t>Музипов</w:t>
       </w:r>
       <w:proofErr w:type="spellEnd"/>
       <w:r>
@@ -2955,7 +2953,61 @@
           <w:szCs w:val="24"/>
           <w:lang w:bidi="ar-SA"/>
         </w:rPr>
-        <w:t>, С. А. Хохрин [и др.]. — Санкт-Петербург : Лань, 2022. — 408 с. — ISBN 978-5-8114-3265-3. — Текст : электронный // Лань : электронно-библиотечная система. — URL: https://e.lanbook.com/book/213209;</w:t>
+        <w:t xml:space="preserve">, О. Н. </w:t>
+      </w:r>
+      <w:proofErr w:type="spellStart"/>
+      <w:r>
+        <w:rPr>
+          <w:sz w:val="24"/>
+          <w:szCs w:val="24"/>
+          <w:lang w:bidi="ar-SA"/>
+        </w:rPr>
+        <w:t>Кузяков</w:t>
+      </w:r>
+      <w:proofErr w:type="spellEnd"/>
+      <w:r>
+        <w:rPr>
+          <w:sz w:val="24"/>
+          <w:szCs w:val="24"/>
+          <w:lang w:bidi="ar-SA"/>
+        </w:rPr>
+        <w:t>, С. А. Хохрин [и др.]. — Санкт-</w:t>
+      </w:r>
+      <w:proofErr w:type="gramStart"/>
+      <w:r>
+        <w:rPr>
+          <w:sz w:val="24"/>
+          <w:szCs w:val="24"/>
+          <w:lang w:bidi="ar-SA"/>
+        </w:rPr>
+        <w:t>Петербург :</w:t>
+      </w:r>
+      <w:proofErr w:type="gramEnd"/>
+      <w:r>
+        <w:rPr>
+          <w:sz w:val="24"/>
+          <w:szCs w:val="24"/>
+          <w:lang w:bidi="ar-SA"/>
+        </w:rPr>
+        <w:t xml:space="preserve"> Лань, 2022. — 408 с. — ISBN 978-5-8114-3265-3. — </w:t>
+      </w:r>
+      <w:proofErr w:type="gramStart"/>
+      <w:r>
+        <w:rPr>
+          <w:sz w:val="24"/>
+          <w:szCs w:val="24"/>
+          <w:lang w:bidi="ar-SA"/>
+        </w:rPr>
+        <w:t>Текст :</w:t>
+      </w:r>
+      <w:proofErr w:type="gramEnd"/>
+      <w:r>
+        <w:rPr>
+          <w:sz w:val="24"/>
+          <w:szCs w:val="24"/>
+          <w:lang w:bidi="ar-SA"/>
+        </w:rPr>
+        <w:t xml:space="preserve"> электронный // Лань : электронно-библиотечная система. — URL: https://e.lanbook.com/book/213209;</w:t>
       </w:r>
     </w:p>
     <w:p>
@@ -2982,7 +3034,61 @@
           <w:szCs w:val="24"/>
           <w:lang w:bidi="ar-SA"/>
         </w:rPr>
-        <w:t>Федотов, А. В. Компьютерное управление в производственных системах : Учебное пособие для вузов / А. В. Федотов, В. Г. Хомченко. — 2-е изд., стер. — Санкт-Петербург : Лань, 2021. — 620 с. — ISBN 978-5-8114-8065-4. — Текст : электронный // Лань : электронно-библиотечная система. — URL: https://e.lanbook.com/book/171424;</w:t>
+        <w:t xml:space="preserve">Федотов, А. В. Компьютерное управление в производственных </w:t>
+      </w:r>
+      <w:proofErr w:type="gramStart"/>
+      <w:r>
+        <w:rPr>
+          <w:sz w:val="24"/>
+          <w:szCs w:val="24"/>
+          <w:lang w:bidi="ar-SA"/>
+        </w:rPr>
+        <w:t>системах :</w:t>
+      </w:r>
+      <w:proofErr w:type="gramEnd"/>
+      <w:r>
+        <w:rPr>
+          <w:sz w:val="24"/>
+          <w:szCs w:val="24"/>
+          <w:lang w:bidi="ar-SA"/>
+        </w:rPr>
+        <w:t xml:space="preserve"> Учебное пособие для вузов / А. В. Федотов, В. Г. Хомченко. — 2-е изд., стер. — Санкт-</w:t>
+      </w:r>
+      <w:proofErr w:type="gramStart"/>
+      <w:r>
+        <w:rPr>
+          <w:sz w:val="24"/>
+          <w:szCs w:val="24"/>
+          <w:lang w:bidi="ar-SA"/>
+        </w:rPr>
+        <w:t>Петербург :</w:t>
+      </w:r>
+      <w:proofErr w:type="gramEnd"/>
+      <w:r>
+        <w:rPr>
+          <w:sz w:val="24"/>
+          <w:szCs w:val="24"/>
+          <w:lang w:bidi="ar-SA"/>
+        </w:rPr>
+        <w:t xml:space="preserve"> Лань, 2021. — 620 с. — ISBN 978-5-8114-8065-4. — </w:t>
+      </w:r>
+      <w:proofErr w:type="gramStart"/>
+      <w:r>
+        <w:rPr>
+          <w:sz w:val="24"/>
+          <w:szCs w:val="24"/>
+          <w:lang w:bidi="ar-SA"/>
+        </w:rPr>
+        <w:t>Текст :</w:t>
+      </w:r>
+      <w:proofErr w:type="gramEnd"/>
+      <w:r>
+        <w:rPr>
+          <w:sz w:val="24"/>
+          <w:szCs w:val="24"/>
+          <w:lang w:bidi="ar-SA"/>
+        </w:rPr>
+        <w:t xml:space="preserve"> электронный // Лань : электронно-библиотечная система. — URL: https://e.lanbook.com/book/171424;</w:t>
       </w:r>
     </w:p>
     <w:p>
@@ -3027,7 +3133,25 @@
           <w:szCs w:val="24"/>
           <w:lang w:val="en-US" w:bidi="ar-SA"/>
         </w:rPr>
-        <w:t xml:space="preserve">, S., Ward, G., Herman, G. Laboratory Information Management Systems (LIMS) // Cannabis Laboratory Fundamentals / ed. by S. R. Opie. — Cham : Springer, 2021. — P. 183–210. — DOI: 10.1007/978-3-030-62716-4_7. </w:t>
+        <w:t xml:space="preserve">, S., Ward, G., Herman, G. Laboratory Information Management Systems (LIMS) // Cannabis Laboratory Fundamentals / ed. by S. R. Opie. — </w:t>
+      </w:r>
+      <w:proofErr w:type="gramStart"/>
+      <w:r>
+        <w:rPr>
+          <w:sz w:val="24"/>
+          <w:szCs w:val="24"/>
+          <w:lang w:val="en-US" w:bidi="ar-SA"/>
+        </w:rPr>
+        <w:t>Cham :</w:t>
+      </w:r>
+      <w:proofErr w:type="gramEnd"/>
+      <w:r>
+        <w:rPr>
+          <w:sz w:val="24"/>
+          <w:szCs w:val="24"/>
+          <w:lang w:val="en-US" w:bidi="ar-SA"/>
+        </w:rPr>
+        <w:t xml:space="preserve"> Springer, 2021. — P. 183–210. — DOI: 10.1007/978-3-030-62716-4_7. </w:t>
       </w:r>
     </w:p>
     <w:p>
@@ -6246,6 +6370,7 @@
           <w:docPartUnique/>
         </w:docPartObj>
       </w:sdtPr>
+      <w:sdtEndPr/>
       <w:sdtContent>
         <w:p>
           <w:pPr>
@@ -7813,8 +7938,8 @@
           <w:lang w:val="ru-RU"/>
         </w:rPr>
       </w:pPr>
-      <w:bookmarkStart w:id="1" w:name="_Toc231062503"/>
-      <w:bookmarkStart w:id="2" w:name="_Toc232186780"/>
+      <w:bookmarkStart w:id="0" w:name="_Toc231062503"/>
+      <w:bookmarkStart w:id="1" w:name="_Toc232186780"/>
       <w:r>
         <w:rPr>
           <w:lang w:val="ru-RU"/>
@@ -7822,8 +7947,8 @@
         <w:lastRenderedPageBreak/>
         <w:t>ВВЕДЕНИЕ</w:t>
       </w:r>
+      <w:bookmarkEnd w:id="0"/>
       <w:bookmarkEnd w:id="1"/>
-      <w:bookmarkEnd w:id="2"/>
     </w:p>
     <w:p>
       <w:r>
@@ -8252,43 +8377,43 @@
           <w:numId w:val="20"/>
         </w:numPr>
       </w:pPr>
-      <w:bookmarkStart w:id="3" w:name="_Toc231062504"/>
-      <w:bookmarkStart w:id="4" w:name="_Toc232186781"/>
+      <w:bookmarkStart w:id="2" w:name="_Toc231062504"/>
+      <w:bookmarkStart w:id="3" w:name="_Toc232186781"/>
       <w:r>
         <w:lastRenderedPageBreak/>
         <w:t>АНАЛИЗ ПРЕДМЕТНОЙ ОБЛАСТИ</w:t>
       </w:r>
+      <w:bookmarkEnd w:id="2"/>
       <w:bookmarkEnd w:id="3"/>
+    </w:p>
+    <w:p>
+      <w:pPr>
+        <w:pStyle w:val="2"/>
+      </w:pPr>
+      <w:bookmarkStart w:id="4" w:name="_Toc231062505"/>
+      <w:bookmarkStart w:id="5" w:name="_Toc232186782"/>
+      <w:proofErr w:type="spellStart"/>
+      <w:r>
+        <w:t>Описание</w:t>
+      </w:r>
+      <w:proofErr w:type="spellEnd"/>
+      <w:r>
+        <w:t xml:space="preserve"> </w:t>
+      </w:r>
+      <w:proofErr w:type="spellStart"/>
+      <w:r>
+        <w:t>предметной</w:t>
+      </w:r>
+      <w:proofErr w:type="spellEnd"/>
+      <w:r>
+        <w:t xml:space="preserve"> </w:t>
+      </w:r>
+      <w:proofErr w:type="spellStart"/>
+      <w:r>
+        <w:t>области</w:t>
+      </w:r>
       <w:bookmarkEnd w:id="4"/>
-    </w:p>
-    <w:p>
-      <w:pPr>
-        <w:pStyle w:val="2"/>
-      </w:pPr>
-      <w:bookmarkStart w:id="5" w:name="_Toc231062505"/>
-      <w:bookmarkStart w:id="6" w:name="_Toc232186782"/>
-      <w:proofErr w:type="spellStart"/>
-      <w:r>
-        <w:t>Описание</w:t>
-      </w:r>
-      <w:proofErr w:type="spellEnd"/>
-      <w:r>
-        <w:t xml:space="preserve"> </w:t>
-      </w:r>
-      <w:proofErr w:type="spellStart"/>
-      <w:r>
-        <w:t>предметной</w:t>
-      </w:r>
-      <w:proofErr w:type="spellEnd"/>
-      <w:r>
-        <w:t xml:space="preserve"> </w:t>
-      </w:r>
-      <w:proofErr w:type="spellStart"/>
-      <w:r>
-        <w:t>области</w:t>
-      </w:r>
       <w:bookmarkEnd w:id="5"/>
-      <w:bookmarkEnd w:id="6"/>
       <w:proofErr w:type="spellEnd"/>
     </w:p>
     <w:p>
@@ -8508,22 +8633,22 @@
           <w:lang w:val="ru-RU"/>
         </w:rPr>
       </w:pPr>
-      <w:bookmarkStart w:id="7" w:name="_Toc231062506"/>
-      <w:bookmarkStart w:id="8" w:name="_Toc232186783"/>
+      <w:bookmarkStart w:id="6" w:name="_Toc231062506"/>
+      <w:bookmarkStart w:id="7" w:name="_Toc232186783"/>
       <w:r>
         <w:rPr>
           <w:lang w:val="ru-RU"/>
         </w:rPr>
         <w:t xml:space="preserve">Обзор существующих </w:t>
       </w:r>
+      <w:bookmarkEnd w:id="6"/>
+      <w:r>
+        <w:rPr>
+          <w:lang w:val="ru-RU"/>
+        </w:rPr>
+        <w:t>решений</w:t>
+      </w:r>
       <w:bookmarkEnd w:id="7"/>
-      <w:r>
-        <w:rPr>
-          <w:lang w:val="ru-RU"/>
-        </w:rPr>
-        <w:t>решений</w:t>
-      </w:r>
-      <w:bookmarkEnd w:id="8"/>
     </w:p>
     <w:p>
       <w:pPr>
@@ -9031,16 +9156,16 @@
           <w:lang w:val="ru-RU"/>
         </w:rPr>
       </w:pPr>
-      <w:bookmarkStart w:id="9" w:name="_Toc230290901"/>
-      <w:bookmarkStart w:id="10" w:name="_Toc231062509"/>
+      <w:bookmarkStart w:id="8" w:name="_Toc230290901"/>
+      <w:bookmarkStart w:id="9" w:name="_Toc231062509"/>
       <w:r>
         <w:rPr>
           <w:lang w:val="ru-RU"/>
         </w:rPr>
         <w:t>Комплексные</w:t>
       </w:r>
+      <w:bookmarkEnd w:id="8"/>
       <w:bookmarkEnd w:id="9"/>
-      <w:bookmarkEnd w:id="10"/>
       <w:r>
         <w:rPr>
           <w:lang w:val="ru-RU"/>
@@ -9207,8 +9332,8 @@
       <w:pPr>
         <w:pStyle w:val="2"/>
       </w:pPr>
-      <w:bookmarkStart w:id="11" w:name="_Toc231062510"/>
-      <w:bookmarkStart w:id="12" w:name="_Toc232186784"/>
+      <w:bookmarkStart w:id="10" w:name="_Toc231062510"/>
+      <w:bookmarkStart w:id="11" w:name="_Toc232186784"/>
       <w:proofErr w:type="spellStart"/>
       <w:r>
         <w:t>Сравнительный</w:t>
@@ -9237,8 +9362,8 @@
       <w:r>
         <w:t>решений</w:t>
       </w:r>
+      <w:bookmarkEnd w:id="10"/>
       <w:bookmarkEnd w:id="11"/>
-      <w:bookmarkEnd w:id="12"/>
       <w:proofErr w:type="spellEnd"/>
     </w:p>
     <w:p>
@@ -11049,8 +11174,8 @@
       <w:pPr>
         <w:pStyle w:val="2"/>
       </w:pPr>
-      <w:bookmarkStart w:id="13" w:name="_Toc231062511"/>
-      <w:bookmarkStart w:id="14" w:name="_Toc232186785"/>
+      <w:bookmarkStart w:id="12" w:name="_Toc231062511"/>
+      <w:bookmarkStart w:id="13" w:name="_Toc232186785"/>
       <w:proofErr w:type="spellStart"/>
       <w:r>
         <w:t>Постановка</w:t>
@@ -11079,8 +11204,8 @@
       <w:r>
         <w:t>разработку</w:t>
       </w:r>
+      <w:bookmarkEnd w:id="12"/>
       <w:bookmarkEnd w:id="13"/>
-      <w:bookmarkEnd w:id="14"/>
       <w:proofErr w:type="spellEnd"/>
     </w:p>
     <w:p>
@@ -11189,47 +11314,47 @@
       <w:pPr>
         <w:pStyle w:val="1"/>
       </w:pPr>
-      <w:bookmarkStart w:id="15" w:name="_Toc231062512"/>
-      <w:bookmarkStart w:id="16" w:name="_Toc232186786"/>
+      <w:bookmarkStart w:id="14" w:name="_Toc231062512"/>
+      <w:bookmarkStart w:id="15" w:name="_Toc232186786"/>
       <w:r>
         <w:lastRenderedPageBreak/>
         <w:t>ПРОЕКТИРОВАНИЕ ИНФОРМАЦИОННОЙ СИСТЕМЫ</w:t>
       </w:r>
+      <w:bookmarkEnd w:id="14"/>
       <w:bookmarkEnd w:id="15"/>
+    </w:p>
+    <w:p>
+      <w:pPr>
+        <w:pStyle w:val="2"/>
+      </w:pPr>
+      <w:bookmarkStart w:id="16" w:name="_Toc198227623"/>
+      <w:bookmarkStart w:id="17" w:name="_Toc198201797"/>
+      <w:bookmarkStart w:id="18" w:name="_Toc231062513"/>
+      <w:bookmarkStart w:id="19" w:name="_Toc232186787"/>
+      <w:proofErr w:type="spellStart"/>
+      <w:r>
+        <w:t>Функциональные</w:t>
+      </w:r>
+      <w:proofErr w:type="spellEnd"/>
+      <w:r>
+        <w:t xml:space="preserve"> </w:t>
+      </w:r>
+      <w:proofErr w:type="spellStart"/>
+      <w:r>
+        <w:t>возможности</w:t>
+      </w:r>
+      <w:proofErr w:type="spellEnd"/>
+      <w:r>
+        <w:t xml:space="preserve"> </w:t>
+      </w:r>
       <w:bookmarkEnd w:id="16"/>
-    </w:p>
-    <w:p>
-      <w:pPr>
-        <w:pStyle w:val="2"/>
-      </w:pPr>
-      <w:bookmarkStart w:id="17" w:name="_Toc198227623"/>
-      <w:bookmarkStart w:id="18" w:name="_Toc198201797"/>
-      <w:bookmarkStart w:id="19" w:name="_Toc231062513"/>
-      <w:bookmarkStart w:id="20" w:name="_Toc232186787"/>
-      <w:proofErr w:type="spellStart"/>
-      <w:r>
-        <w:t>Функциональные</w:t>
-      </w:r>
-      <w:proofErr w:type="spellEnd"/>
-      <w:r>
-        <w:t xml:space="preserve"> </w:t>
-      </w:r>
-      <w:proofErr w:type="spellStart"/>
-      <w:r>
-        <w:t>возможности</w:t>
-      </w:r>
-      <w:proofErr w:type="spellEnd"/>
-      <w:r>
-        <w:t xml:space="preserve"> </w:t>
-      </w:r>
       <w:bookmarkEnd w:id="17"/>
+      <w:proofErr w:type="spellStart"/>
+      <w:r>
+        <w:t>системы</w:t>
+      </w:r>
       <w:bookmarkEnd w:id="18"/>
-      <w:proofErr w:type="spellStart"/>
-      <w:r>
-        <w:t>системы</w:t>
-      </w:r>
       <w:bookmarkEnd w:id="19"/>
-      <w:bookmarkEnd w:id="20"/>
       <w:proofErr w:type="spellEnd"/>
     </w:p>
     <w:p>
@@ -11238,7 +11363,7 @@
           <w:lang w:bidi="ar-SA"/>
         </w:rPr>
       </w:pPr>
-      <w:bookmarkStart w:id="21" w:name="_Toc231062514"/>
+      <w:bookmarkStart w:id="20" w:name="_Toc231062514"/>
       <w:r>
         <w:rPr>
           <w:lang w:bidi="ar-SA"/>
@@ -11537,7 +11662,7 @@
           <w:lang w:val="ru-RU"/>
         </w:rPr>
       </w:pPr>
-      <w:bookmarkStart w:id="22" w:name="_Toc232186788"/>
+      <w:bookmarkStart w:id="21" w:name="_Toc232186788"/>
       <w:r>
         <w:rPr>
           <w:lang w:val="ru-RU"/>
@@ -11562,8 +11687,8 @@
         </w:rPr>
         <w:t>системы</w:t>
       </w:r>
+      <w:bookmarkEnd w:id="20"/>
       <w:bookmarkEnd w:id="21"/>
-      <w:bookmarkEnd w:id="22"/>
     </w:p>
     <w:p>
       <w:r>
@@ -11581,8 +11706,8 @@
       <w:pPr>
         <w:pStyle w:val="3"/>
       </w:pPr>
-      <w:bookmarkStart w:id="23" w:name="_Toc230290908"/>
-      <w:bookmarkStart w:id="24" w:name="_Toc231062515"/>
+      <w:bookmarkStart w:id="22" w:name="_Toc230290908"/>
+      <w:bookmarkStart w:id="23" w:name="_Toc231062515"/>
       <w:proofErr w:type="spellStart"/>
       <w:r>
         <w:t>Входные</w:t>
@@ -11595,8 +11720,8 @@
       <w:r>
         <w:t>данные</w:t>
       </w:r>
+      <w:bookmarkEnd w:id="22"/>
       <w:bookmarkEnd w:id="23"/>
-      <w:bookmarkEnd w:id="24"/>
       <w:proofErr w:type="spellEnd"/>
     </w:p>
     <w:p>
@@ -12088,8 +12213,8 @@
       <w:pPr>
         <w:pStyle w:val="3"/>
       </w:pPr>
-      <w:bookmarkStart w:id="25" w:name="_Toc230290909"/>
-      <w:bookmarkStart w:id="26" w:name="_Toc231062516"/>
+      <w:bookmarkStart w:id="24" w:name="_Toc230290909"/>
+      <w:bookmarkStart w:id="25" w:name="_Toc231062516"/>
       <w:proofErr w:type="spellStart"/>
       <w:r>
         <w:t>Выходные</w:t>
@@ -12102,8 +12227,8 @@
       <w:r>
         <w:t>данные</w:t>
       </w:r>
+      <w:bookmarkEnd w:id="24"/>
       <w:bookmarkEnd w:id="25"/>
-      <w:bookmarkEnd w:id="26"/>
       <w:proofErr w:type="spellEnd"/>
     </w:p>
     <w:p>
@@ -12426,8 +12551,8 @@
           <w:lang w:val="ru-RU"/>
         </w:rPr>
       </w:pPr>
-      <w:bookmarkStart w:id="27" w:name="_Toc231062517"/>
-      <w:bookmarkStart w:id="28" w:name="_Toc232186789"/>
+      <w:bookmarkStart w:id="26" w:name="_Toc231062517"/>
+      <w:bookmarkStart w:id="27" w:name="_Toc232186789"/>
       <w:r>
         <w:rPr>
           <w:lang w:val="ru-RU"/>
@@ -12440,32 +12565,32 @@
         </w:rPr>
         <w:t>и потоков системы</w:t>
       </w:r>
+      <w:bookmarkEnd w:id="26"/>
       <w:bookmarkEnd w:id="27"/>
+    </w:p>
+    <w:p>
+      <w:r>
+        <w:t>Проектирование информационной системы предполагает формализованное описание составляющих её процессов и информационных потоков с использованием стандартизированных нотаций моделирования. Применение различных методологий позволяет рассмотреть систему с дополняющих друг друга точек зрения: функциональной, процессной</w:t>
+      </w:r>
+      <w:r>
+        <w:t xml:space="preserve">, </w:t>
+      </w:r>
+      <w:r>
+        <w:t>потоковой и структурной. В данном разделе представлены модели, разработанные с использованием методологий IDEF0 и IDEF3, а также диаграммы в нотации UML (диаграмма прецедентов, диаграмма активности, диаграмма последовательности).</w:t>
+      </w:r>
+    </w:p>
+    <w:p>
+      <w:pPr>
+        <w:pStyle w:val="3"/>
+        <w:rPr>
+          <w:lang w:val="ru-RU"/>
+        </w:rPr>
+      </w:pPr>
+      <w:bookmarkStart w:id="28" w:name="_Toc231062518"/>
+      <w:r>
+        <w:t>IDEF0</w:t>
+      </w:r>
       <w:bookmarkEnd w:id="28"/>
-    </w:p>
-    <w:p>
-      <w:r>
-        <w:t>Проектирование информационной системы предполагает формализованное описание составляющих её процессов и информационных потоков с использованием стандартизированных нотаций моделирования. Применение различных методологий позволяет рассмотреть систему с дополняющих друг друга точек зрения: функциональной, процессной</w:t>
-      </w:r>
-      <w:r>
-        <w:t xml:space="preserve">, </w:t>
-      </w:r>
-      <w:r>
-        <w:t>потоковой и структурной. В данном разделе представлены модели, разработанные с использованием методологий IDEF0 и IDEF3, а также диаграммы в нотации UML (диаграмма прецедентов, диаграмма активности, диаграмма последовательности).</w:t>
-      </w:r>
-    </w:p>
-    <w:p>
-      <w:pPr>
-        <w:pStyle w:val="3"/>
-        <w:rPr>
-          <w:lang w:val="ru-RU"/>
-        </w:rPr>
-      </w:pPr>
-      <w:bookmarkStart w:id="29" w:name="_Toc231062518"/>
-      <w:r>
-        <w:t>IDEF0</w:t>
-      </w:r>
-      <w:bookmarkEnd w:id="29"/>
     </w:p>
     <w:p>
       <w:pPr>
@@ -12922,11 +13047,11 @@
       <w:pPr>
         <w:pStyle w:val="3"/>
       </w:pPr>
-      <w:bookmarkStart w:id="30" w:name="_Toc231062519"/>
+      <w:bookmarkStart w:id="29" w:name="_Toc231062519"/>
       <w:r>
         <w:t>IDEF3</w:t>
       </w:r>
-      <w:bookmarkEnd w:id="30"/>
+      <w:bookmarkEnd w:id="29"/>
     </w:p>
     <w:p>
       <w:r>
@@ -13143,11 +13268,11 @@
       <w:pPr>
         <w:pStyle w:val="3"/>
       </w:pPr>
-      <w:bookmarkStart w:id="31" w:name="_Toc231062521"/>
+      <w:bookmarkStart w:id="30" w:name="_Toc231062521"/>
       <w:r>
         <w:t>UML</w:t>
       </w:r>
-      <w:bookmarkEnd w:id="31"/>
+      <w:bookmarkEnd w:id="30"/>
     </w:p>
     <w:p>
       <w:r>
@@ -13648,8 +13773,8 @@
       <w:pPr>
         <w:pStyle w:val="2"/>
       </w:pPr>
-      <w:bookmarkStart w:id="32" w:name="_Toc231062522"/>
-      <w:bookmarkStart w:id="33" w:name="_Toc232186790"/>
+      <w:bookmarkStart w:id="31" w:name="_Toc231062522"/>
+      <w:bookmarkStart w:id="32" w:name="_Toc232186790"/>
       <w:proofErr w:type="spellStart"/>
       <w:r>
         <w:t>Архитектура</w:t>
@@ -13662,8 +13787,8 @@
       <w:r>
         <w:t>системы</w:t>
       </w:r>
+      <w:bookmarkEnd w:id="31"/>
       <w:bookmarkEnd w:id="32"/>
-      <w:bookmarkEnd w:id="33"/>
       <w:proofErr w:type="spellEnd"/>
     </w:p>
     <w:p>
@@ -13828,8 +13953,8 @@
       <w:pPr>
         <w:pStyle w:val="1"/>
       </w:pPr>
-      <w:bookmarkStart w:id="34" w:name="_Toc231062523"/>
-      <w:bookmarkStart w:id="35" w:name="_Toc232186791"/>
+      <w:bookmarkStart w:id="33" w:name="_Toc231062523"/>
+      <w:bookmarkStart w:id="34" w:name="_Toc232186791"/>
       <w:r>
         <w:lastRenderedPageBreak/>
         <w:t>ОПИСАНИЕ ПРАКТИЧЕСКО</w:t>
@@ -13843,8 +13968,8 @@
       <w:r>
         <w:t xml:space="preserve"> РЕАЛИЗАЦИИ СИСТЕМЫ</w:t>
       </w:r>
+      <w:bookmarkEnd w:id="33"/>
       <w:bookmarkEnd w:id="34"/>
-      <w:bookmarkEnd w:id="35"/>
     </w:p>
     <w:p>
       <w:pPr>
@@ -13855,8 +13980,8 @@
         </w:numPr>
         <w:ind w:left="709"/>
       </w:pPr>
-      <w:bookmarkStart w:id="36" w:name="_Toc231062524"/>
-      <w:bookmarkStart w:id="37" w:name="_Toc232186792"/>
+      <w:bookmarkStart w:id="35" w:name="_Toc231062524"/>
+      <w:bookmarkStart w:id="36" w:name="_Toc232186792"/>
       <w:proofErr w:type="spellStart"/>
       <w:r>
         <w:t>Выбор</w:t>
@@ -13877,8 +14002,8 @@
       <w:r>
         <w:t>реализации</w:t>
       </w:r>
+      <w:bookmarkEnd w:id="35"/>
       <w:bookmarkEnd w:id="36"/>
-      <w:bookmarkEnd w:id="37"/>
       <w:proofErr w:type="spellEnd"/>
     </w:p>
     <w:p>
@@ -14665,8 +14790,8 @@
       <w:pPr>
         <w:pStyle w:val="2"/>
       </w:pPr>
-      <w:bookmarkStart w:id="38" w:name="_Toc231062525"/>
-      <w:bookmarkStart w:id="39" w:name="_Toc232186793"/>
+      <w:bookmarkStart w:id="37" w:name="_Toc231062525"/>
+      <w:bookmarkStart w:id="38" w:name="_Toc232186793"/>
       <w:proofErr w:type="spellStart"/>
       <w:r>
         <w:t>Реализация</w:t>
@@ -14687,8 +14812,8 @@
       <w:r>
         <w:t>данных</w:t>
       </w:r>
+      <w:bookmarkEnd w:id="37"/>
       <w:bookmarkEnd w:id="38"/>
-      <w:bookmarkEnd w:id="39"/>
       <w:proofErr w:type="spellEnd"/>
     </w:p>
     <w:p>
@@ -22857,7 +22982,25 @@
                 <w:szCs w:val="24"/>
                 <w:lang w:bidi="ar-SA"/>
               </w:rPr>
-              <w:t>DEFAULT NOW()</w:t>
+              <w:t xml:space="preserve">DEFAULT </w:t>
+            </w:r>
+            <w:proofErr w:type="gramStart"/>
+            <w:r>
+              <w:rPr>
+                <w:sz w:val="24"/>
+                <w:szCs w:val="24"/>
+                <w:lang w:bidi="ar-SA"/>
+              </w:rPr>
+              <w:t>NOW(</w:t>
+            </w:r>
+            <w:proofErr w:type="gramEnd"/>
+            <w:r>
+              <w:rPr>
+                <w:sz w:val="24"/>
+                <w:szCs w:val="24"/>
+                <w:lang w:bidi="ar-SA"/>
+              </w:rPr>
+              <w:t>)</w:t>
             </w:r>
           </w:p>
         </w:tc>
@@ -23534,7 +23677,16 @@
                 <w:szCs w:val="24"/>
                 <w:lang w:val="en-US" w:bidi="ar-SA"/>
               </w:rPr>
-              <w:t>gen_random_uuid</w:t>
+              <w:t>gen_random_</w:t>
+            </w:r>
+            <w:proofErr w:type="gramStart"/>
+            <w:r>
+              <w:rPr>
+                <w:sz w:val="24"/>
+                <w:szCs w:val="24"/>
+                <w:lang w:val="en-US" w:bidi="ar-SA"/>
+              </w:rPr>
+              <w:t>uuid</w:t>
             </w:r>
             <w:proofErr w:type="spellEnd"/>
             <w:r>
@@ -23543,7 +23695,16 @@
                 <w:szCs w:val="24"/>
                 <w:lang w:val="en-US" w:bidi="ar-SA"/>
               </w:rPr>
-              <w:t>()</w:t>
+              <w:t>(</w:t>
+            </w:r>
+            <w:proofErr w:type="gramEnd"/>
+            <w:r>
+              <w:rPr>
+                <w:sz w:val="24"/>
+                <w:szCs w:val="24"/>
+                <w:lang w:val="en-US" w:bidi="ar-SA"/>
+              </w:rPr>
+              <w:t>)</w:t>
             </w:r>
           </w:p>
         </w:tc>
@@ -24695,7 +24856,25 @@
                 <w:szCs w:val="24"/>
                 <w:lang w:bidi="ar-SA"/>
               </w:rPr>
-              <w:t>DEFAULT NOW()</w:t>
+              <w:t xml:space="preserve">DEFAULT </w:t>
+            </w:r>
+            <w:proofErr w:type="gramStart"/>
+            <w:r>
+              <w:rPr>
+                <w:sz w:val="24"/>
+                <w:szCs w:val="24"/>
+                <w:lang w:bidi="ar-SA"/>
+              </w:rPr>
+              <w:t>NOW(</w:t>
+            </w:r>
+            <w:proofErr w:type="gramEnd"/>
+            <w:r>
+              <w:rPr>
+                <w:sz w:val="24"/>
+                <w:szCs w:val="24"/>
+                <w:lang w:bidi="ar-SA"/>
+              </w:rPr>
+              <w:t>)</w:t>
             </w:r>
           </w:p>
         </w:tc>
@@ -25226,8 +25405,8 @@
       <w:pPr>
         <w:pStyle w:val="2"/>
       </w:pPr>
-      <w:bookmarkStart w:id="40" w:name="_Toc231062526"/>
-      <w:bookmarkStart w:id="41" w:name="_Toc232186794"/>
+      <w:bookmarkStart w:id="39" w:name="_Toc231062526"/>
+      <w:bookmarkStart w:id="40" w:name="_Toc232186794"/>
       <w:proofErr w:type="spellStart"/>
       <w:r>
         <w:t>Реализация</w:t>
@@ -25256,8 +25435,8 @@
       <w:r>
         <w:t>системы</w:t>
       </w:r>
+      <w:bookmarkEnd w:id="39"/>
       <w:bookmarkEnd w:id="40"/>
-      <w:bookmarkEnd w:id="41"/>
       <w:proofErr w:type="spellEnd"/>
     </w:p>
     <w:p>
@@ -26597,8 +26776,8 @@
       <w:pPr>
         <w:pStyle w:val="2"/>
       </w:pPr>
-      <w:bookmarkStart w:id="42" w:name="_Toc231062527"/>
-      <w:bookmarkStart w:id="43" w:name="_Toc232186795"/>
+      <w:bookmarkStart w:id="41" w:name="_Toc231062527"/>
+      <w:bookmarkStart w:id="42" w:name="_Toc232186795"/>
       <w:proofErr w:type="spellStart"/>
       <w:r>
         <w:lastRenderedPageBreak/>
@@ -26620,8 +26799,8 @@
       <w:r>
         <w:t>части</w:t>
       </w:r>
+      <w:bookmarkEnd w:id="41"/>
       <w:bookmarkEnd w:id="42"/>
-      <w:bookmarkEnd w:id="43"/>
       <w:proofErr w:type="spellEnd"/>
     </w:p>
     <w:p>
@@ -28971,19 +29150,24 @@
       </w:r>
       <w:proofErr w:type="spellEnd"/>
       <w:r>
+        <w:t>(</w:t>
+      </w:r>
+      <w:proofErr w:type="gramStart"/>
+      <w:r>
+        <w:t>).</w:t>
+      </w:r>
+      <w:proofErr w:type="spellStart"/>
+      <w:r>
+        <w:rPr>
+          <w:lang w:val="en-US"/>
+        </w:rPr>
+        <w:t>getAuthentication</w:t>
+      </w:r>
+      <w:proofErr w:type="spellEnd"/>
+      <w:proofErr w:type="gramEnd"/>
+      <w:r>
         <w:t>().</w:t>
       </w:r>
-      <w:proofErr w:type="spellStart"/>
-      <w:r>
-        <w:rPr>
-          <w:lang w:val="en-US"/>
-        </w:rPr>
-        <w:t>getAuthentication</w:t>
-      </w:r>
-      <w:proofErr w:type="spellEnd"/>
-      <w:r>
-        <w:t>().</w:t>
-      </w:r>
     </w:p>
     <w:p>
       <w:r>
@@ -29056,6 +29240,7 @@
       <w:r>
         <w:t xml:space="preserve">). Метод валидации проверяет целостность подписи, соответствие алгоритма и срок действия токена. Секретный ключ подписи хранится в конфигурационном файле </w:t>
       </w:r>
+      <w:proofErr w:type="gramStart"/>
       <w:r>
         <w:rPr>
           <w:lang w:val="en-US"/>
@@ -29071,6 +29256,7 @@
         </w:rPr>
         <w:t>properties</w:t>
       </w:r>
+      <w:proofErr w:type="gramEnd"/>
       <w:r>
         <w:t xml:space="preserve"> и передаётся в </w:t>
       </w:r>
@@ -29244,8 +29430,8 @@
       <w:pPr>
         <w:pStyle w:val="2"/>
       </w:pPr>
-      <w:bookmarkStart w:id="44" w:name="_Toc231062528"/>
-      <w:bookmarkStart w:id="45" w:name="_Toc232186796"/>
+      <w:bookmarkStart w:id="43" w:name="_Toc231062528"/>
+      <w:bookmarkStart w:id="44" w:name="_Toc232186796"/>
       <w:proofErr w:type="spellStart"/>
       <w:r>
         <w:t>Реализация</w:t>
@@ -29266,8 +29452,8 @@
       <w:r>
         <w:t>части</w:t>
       </w:r>
+      <w:bookmarkEnd w:id="43"/>
       <w:bookmarkEnd w:id="44"/>
-      <w:bookmarkEnd w:id="45"/>
       <w:proofErr w:type="spellEnd"/>
     </w:p>
     <w:p>
@@ -29389,7 +29575,15 @@
       </w:r>
       <w:proofErr w:type="spellEnd"/>
       <w:r>
-        <w:t xml:space="preserve">-компоненты, организованные по принадлежности к конкретным страницам либо в поддиректорию </w:t>
+        <w:t xml:space="preserve">-компоненты, организованные по принадлежности к конкретным страницам либо </w:t>
+      </w:r>
+      <w:proofErr w:type="gramStart"/>
+      <w:r>
+        <w:t>в поддиректорию</w:t>
+      </w:r>
+      <w:proofErr w:type="gramEnd"/>
+      <w:r>
+        <w:t xml:space="preserve"> </w:t>
       </w:r>
       <w:proofErr w:type="spellStart"/>
       <w:r>
@@ -30577,6 +30771,7 @@
         <w:t>batches</w:t>
       </w:r>
       <w:proofErr w:type="spellEnd"/>
+      <w:proofErr w:type="gramStart"/>
       <w:r>
         <w:t>/:</w:t>
       </w:r>
@@ -30585,6 +30780,7 @@
         <w:t>metalType</w:t>
       </w:r>
       <w:proofErr w:type="spellEnd"/>
+      <w:proofErr w:type="gramEnd"/>
       <w:r>
         <w:t>. Страница выполняет запрос к /</w:t>
       </w:r>
@@ -30601,6 +30797,7 @@
         <w:t>batches</w:t>
       </w:r>
       <w:proofErr w:type="spellEnd"/>
+      <w:proofErr w:type="gramStart"/>
       <w:r>
         <w:t>/:</w:t>
       </w:r>
@@ -30609,6 +30806,7 @@
         <w:t>metalType</w:t>
       </w:r>
       <w:proofErr w:type="spellEnd"/>
+      <w:proofErr w:type="gramEnd"/>
       <w:r>
         <w:t xml:space="preserve"> и отображает полный список партий выбранного типа металла, что представлено на рисунке 1</w:t>
       </w:r>
@@ -30791,13 +30989,18 @@
       </w:r>
       <w:proofErr w:type="spellEnd"/>
       <w:r>
-        <w:t>, доступном по маршруту /:</w:t>
+        <w:t xml:space="preserve">, доступном по маршруту </w:t>
+      </w:r>
+      <w:proofErr w:type="gramStart"/>
+      <w:r>
+        <w:t>/:</w:t>
       </w:r>
       <w:proofErr w:type="spellStart"/>
       <w:r>
         <w:t>role</w:t>
       </w:r>
       <w:proofErr w:type="spellEnd"/>
+      <w:proofErr w:type="gramEnd"/>
       <w:r>
         <w:t>/</w:t>
       </w:r>
@@ -30819,6 +31022,11 @@
       </w:r>
     </w:p>
     <w:p>
+      <w:pPr>
+        <w:rPr>
+          <w:lang w:val="en-US"/>
+        </w:rPr>
+      </w:pPr>
       <w:r>
         <w:t xml:space="preserve">Общие данные для всех пользователей содержатся в компоненте </w:t>
       </w:r>
@@ -30864,10 +31072,10 @@
           <w:noProof/>
         </w:rPr>
         <w:drawing>
-          <wp:inline distT="0" distB="0" distL="0" distR="0" wp14:anchorId="76767E26" wp14:editId="17FCDEC2">
-            <wp:extent cx="5939790" cy="3566795"/>
-            <wp:effectExtent l="0" t="0" r="3810" b="0"/>
-            <wp:docPr id="19" name="Рисунок 19"/>
+          <wp:inline distT="0" distB="0" distL="0" distR="0" wp14:anchorId="0AA79B05" wp14:editId="47218B33">
+            <wp:extent cx="5928360" cy="3169920"/>
+            <wp:effectExtent l="0" t="0" r="0" b="0"/>
+            <wp:docPr id="4" name="Рисунок 4"/>
             <wp:cNvGraphicFramePr>
               <a:graphicFrameLocks xmlns:a="http://schemas.openxmlformats.org/drawingml/2006/main" noChangeAspect="1"/>
             </wp:cNvGraphicFramePr>
@@ -30875,23 +31083,36 @@
               <a:graphicData uri="http://schemas.openxmlformats.org/drawingml/2006/picture">
                 <pic:pic xmlns:pic="http://schemas.openxmlformats.org/drawingml/2006/picture">
                   <pic:nvPicPr>
-                    <pic:cNvPr id="1" name=""/>
-                    <pic:cNvPicPr/>
+                    <pic:cNvPr id="0" name="Picture 1"/>
+                    <pic:cNvPicPr>
+                      <a:picLocks noChangeAspect="1" noChangeArrowheads="1"/>
+                    </pic:cNvPicPr>
                   </pic:nvPicPr>
                   <pic:blipFill>
-                    <a:blip r:embed="rId28"/>
+                    <a:blip r:embed="rId28" cstate="print">
+                      <a:extLst>
+                        <a:ext uri="{28A0092B-C50C-407E-A947-70E740481C1C}">
+                          <a14:useLocalDpi xmlns:a14="http://schemas.microsoft.com/office/drawing/2010/main" val="0"/>
+                        </a:ext>
+                      </a:extLst>
+                    </a:blip>
+                    <a:srcRect/>
                     <a:stretch>
                       <a:fillRect/>
                     </a:stretch>
                   </pic:blipFill>
-                  <pic:spPr>
+                  <pic:spPr bwMode="auto">
                     <a:xfrm>
                       <a:off x="0" y="0"/>
-                      <a:ext cx="5939790" cy="3566795"/>
+                      <a:ext cx="5928360" cy="3169920"/>
                     </a:xfrm>
                     <a:prstGeom prst="rect">
                       <a:avLst/>
                     </a:prstGeom>
+                    <a:noFill/>
+                    <a:ln>
+                      <a:noFill/>
+                    </a:ln>
                   </pic:spPr>
                 </pic:pic>
               </a:graphicData>
@@ -30922,7 +31143,12 @@
     </w:p>
     <w:p>
       <w:r>
-        <w:t xml:space="preserve">В зависимости от роли авторизованного пользователя в </w:t>
+        <w:t>В зависимости от роли авторизованного пользов</w:t>
+      </w:r>
+      <w:bookmarkStart w:id="45" w:name="_GoBack"/>
+      <w:bookmarkEnd w:id="45"/>
+      <w:r>
+        <w:t xml:space="preserve">ателя в </w:t>
       </w:r>
       <w:proofErr w:type="spellStart"/>
       <w:r>
@@ -30965,8 +31191,11 @@
     </w:p>
     <w:p>
       <w:r>
+        <w:t xml:space="preserve">Для роли «Лаборатория» реализована полная детализация лабораторных </w:t>
+      </w:r>
+      <w:r>
         <w:lastRenderedPageBreak/>
-        <w:t xml:space="preserve">Для роли «Лаборатория» реализована полная детализация лабораторных анализов (рис. </w:t>
+        <w:t xml:space="preserve">анализов (рис. </w:t>
       </w:r>
       <w:r>
         <w:t>16</w:t>
@@ -31160,25 +31389,25 @@
         </w:rPr>
       </w:pPr>
       <w:r>
-        <w:t xml:space="preserve">Для роли «Производство» реализована полная детализация показателей </w:t>
+        <w:t xml:space="preserve">Для роли «Производство» реализована полная детализация показателей оборудования с помощью графиков </w:t>
+      </w:r>
+      <w:proofErr w:type="spellStart"/>
+      <w:r>
+        <w:t>Recharts</w:t>
+      </w:r>
+      <w:proofErr w:type="spellEnd"/>
+      <w:r>
+        <w:t xml:space="preserve"> (рис. </w:t>
+      </w:r>
+      <w:r>
+        <w:t>18</w:t>
+      </w:r>
+      <w:r>
+        <w:t xml:space="preserve">). В период обработки </w:t>
       </w:r>
       <w:r>
         <w:lastRenderedPageBreak/>
-        <w:t xml:space="preserve">оборудования с помощью графиков </w:t>
-      </w:r>
-      <w:proofErr w:type="spellStart"/>
-      <w:r>
-        <w:t>Recharts</w:t>
-      </w:r>
-      <w:proofErr w:type="spellEnd"/>
-      <w:r>
-        <w:t xml:space="preserve"> (рис. </w:t>
-      </w:r>
-      <w:r>
-        <w:t>18</w:t>
-      </w:r>
-      <w:r>
-        <w:t xml:space="preserve">). В период обработки партии новые данные SCADA поступают в компонент через </w:t>
+        <w:t xml:space="preserve">партии новые данные SCADA поступают в компонент через </w:t>
       </w:r>
       <w:proofErr w:type="spellStart"/>
       <w:r>
@@ -32006,7 +32235,15 @@
     </w:p>
     <w:p>
       <w:r>
-        <w:t xml:space="preserve">Серверная часть обеспечивает обработку входящих производственных данных через брокер сообщений </w:t>
+        <w:t xml:space="preserve">Серверная часть обеспечивает обработку входящих производственных данных </w:t>
+      </w:r>
+      <w:proofErr w:type="gramStart"/>
+      <w:r>
+        <w:t>через брокер</w:t>
+      </w:r>
+      <w:proofErr w:type="gramEnd"/>
+      <w:r>
+        <w:t xml:space="preserve"> сообщений </w:t>
       </w:r>
       <w:proofErr w:type="spellStart"/>
       <w:r>
@@ -32514,7 +32751,21 @@
         <w:rPr>
           <w:lang w:val="en-US"/>
         </w:rPr>
-        <w:t>]. — Geneva : International Organization for Standardization, 2015. — URL: https://www.iso.org/standard/62085.html (</w:t>
+        <w:t xml:space="preserve">]. — </w:t>
+      </w:r>
+      <w:proofErr w:type="gramStart"/>
+      <w:r>
+        <w:rPr>
+          <w:lang w:val="en-US"/>
+        </w:rPr>
+        <w:t>Geneva :</w:t>
+      </w:r>
+      <w:proofErr w:type="gramEnd"/>
+      <w:r>
+        <w:rPr>
+          <w:lang w:val="en-US"/>
+        </w:rPr>
+        <w:t xml:space="preserve"> International Organization for Standardization, 2015. — URL: https://www.iso.org/standard/62085.html (</w:t>
       </w:r>
       <w:r>
         <w:t>дата</w:t>
@@ -32581,7 +32832,21 @@
         <w:rPr>
           <w:lang w:val="en-US"/>
         </w:rPr>
-        <w:t>]. — Geneva : International Organization for Standardization, 2017. — URL: https://www.iso.org/standard/66912.html (</w:t>
+        <w:t xml:space="preserve">]. — </w:t>
+      </w:r>
+      <w:proofErr w:type="gramStart"/>
+      <w:r>
+        <w:rPr>
+          <w:lang w:val="en-US"/>
+        </w:rPr>
+        <w:t>Geneva :</w:t>
+      </w:r>
+      <w:proofErr w:type="gramEnd"/>
+      <w:r>
+        <w:rPr>
+          <w:lang w:val="en-US"/>
+        </w:rPr>
+        <w:t xml:space="preserve"> International Organization for Standardization, 2017. — URL: https://www.iso.org/standard/66912.html (</w:t>
       </w:r>
       <w:r>
         <w:t>дата</w:t>
@@ -32645,6 +32910,7 @@
       <w:r>
         <w:t xml:space="preserve">Интегрированные системы проектирования и управления. </w:t>
       </w:r>
+      <w:proofErr w:type="gramStart"/>
       <w:r>
         <w:rPr>
           <w:lang w:val="en-US"/>
@@ -32652,7 +32918,11 @@
         <w:t>SCADA</w:t>
       </w:r>
       <w:r>
-        <w:t xml:space="preserve"> : учебное пособие / Х. Н. </w:t>
+        <w:t xml:space="preserve"> :</w:t>
+      </w:r>
+      <w:proofErr w:type="gramEnd"/>
+      <w:r>
+        <w:t xml:space="preserve"> учебное пособие / Х. Н. </w:t>
       </w:r>
       <w:proofErr w:type="spellStart"/>
       <w:r>
@@ -32668,7 +32938,15 @@
       </w:r>
       <w:proofErr w:type="spellEnd"/>
       <w:r>
-        <w:t xml:space="preserve">, С. А. Хохрин [и др.]. — Санкт-Петербург : Лань, 2022. — 408 с. — </w:t>
+        <w:t>, С. А. Хохрин [и др.]. — Санкт-</w:t>
+      </w:r>
+      <w:proofErr w:type="gramStart"/>
+      <w:r>
+        <w:t>Петербург :</w:t>
+      </w:r>
+      <w:proofErr w:type="gramEnd"/>
+      <w:r>
+        <w:t xml:space="preserve"> Лань, 2022. — 408 с. — </w:t>
       </w:r>
       <w:r>
         <w:rPr>
@@ -32686,7 +32964,11 @@
         <w:t> </w:t>
       </w:r>
       <w:r>
-        <w:t>— Текст</w:t>
+        <w:t xml:space="preserve">— </w:t>
+      </w:r>
+      <w:proofErr w:type="gramStart"/>
+      <w:r>
+        <w:t>Текст</w:t>
       </w:r>
       <w:r>
         <w:rPr>
@@ -32695,7 +32977,11 @@
         <w:t> </w:t>
       </w:r>
       <w:r>
-        <w:t>: электронный</w:t>
+        <w:t>:</w:t>
+      </w:r>
+      <w:proofErr w:type="gramEnd"/>
+      <w:r>
+        <w:t xml:space="preserve"> электронный</w:t>
       </w:r>
       <w:r>
         <w:rPr>
@@ -32793,7 +33079,23 @@
         <w:ind w:left="993" w:hanging="284"/>
       </w:pPr>
       <w:r>
-        <w:t xml:space="preserve">Федотов, А. В. Компьютерное управление в производственных системах : Учебное пособие для вузов / А. В. Федотов, В. Г. Хомченко. — 2-е изд., стер. — Санкт-Петербург : Лань, 2021. — 620 с. — </w:t>
+        <w:t xml:space="preserve">Федотов, А. В. Компьютерное управление в производственных </w:t>
+      </w:r>
+      <w:proofErr w:type="gramStart"/>
+      <w:r>
+        <w:t>системах :</w:t>
+      </w:r>
+      <w:proofErr w:type="gramEnd"/>
+      <w:r>
+        <w:t xml:space="preserve"> Учебное пособие для вузов / А. В. Федотов, В. Г. Хомченко. — 2-е изд., стер. — Санкт-</w:t>
+      </w:r>
+      <w:proofErr w:type="gramStart"/>
+      <w:r>
+        <w:t>Петербург :</w:t>
+      </w:r>
+      <w:proofErr w:type="gramEnd"/>
+      <w:r>
+        <w:t xml:space="preserve"> Лань, 2021. — 620 с. — </w:t>
       </w:r>
       <w:r>
         <w:rPr>
@@ -32811,7 +33113,11 @@
         <w:t> </w:t>
       </w:r>
       <w:r>
-        <w:t>— Текст</w:t>
+        <w:t xml:space="preserve">— </w:t>
+      </w:r>
+      <w:proofErr w:type="gramStart"/>
+      <w:r>
+        <w:t>Текст</w:t>
       </w:r>
       <w:r>
         <w:rPr>
@@ -32820,7 +33126,11 @@
         <w:t> </w:t>
       </w:r>
       <w:r>
-        <w:t>: электронный</w:t>
+        <w:t>:</w:t>
+      </w:r>
+      <w:proofErr w:type="gramEnd"/>
+      <w:r>
+        <w:t xml:space="preserve"> электронный</w:t>
       </w:r>
       <w:r>
         <w:rPr>
@@ -32938,7 +33248,21 @@
         <w:rPr>
           <w:lang w:val="en-US"/>
         </w:rPr>
-        <w:t xml:space="preserve">, S., Ward, G., Herman, G. Laboratory Information Management Systems (LIMS) // Cannabis Laboratory Fundamentals / ed. by S. R. Opie. — Cham : Springer, 2021. — P. 183–210. — DOI: 10.1007/978-3-030-62716-4_7. </w:t>
+        <w:t xml:space="preserve">, S., Ward, G., Herman, G. Laboratory Information Management Systems (LIMS) // Cannabis Laboratory Fundamentals / ed. by S. R. Opie. — </w:t>
+      </w:r>
+      <w:proofErr w:type="gramStart"/>
+      <w:r>
+        <w:rPr>
+          <w:lang w:val="en-US"/>
+        </w:rPr>
+        <w:t>Cham :</w:t>
+      </w:r>
+      <w:proofErr w:type="gramEnd"/>
+      <w:r>
+        <w:rPr>
+          <w:lang w:val="en-US"/>
+        </w:rPr>
+        <w:t xml:space="preserve"> Springer, 2021. — P. 183–210. — DOI: 10.1007/978-3-030-62716-4_7. </w:t>
       </w:r>
     </w:p>
     <w:p>
@@ -33338,12 +33662,17 @@
         <w:t xml:space="preserve"> X </w:t>
       </w:r>
       <w:proofErr w:type="spellStart"/>
+      <w:proofErr w:type="gramStart"/>
       <w:r>
         <w:t>Quality</w:t>
       </w:r>
       <w:proofErr w:type="spellEnd"/>
       <w:r>
-        <w:t xml:space="preserve"> : [Электронный ресурс]. — Режим доступа: https://www.siemens.com/ru-ru/products/opcenter/quality-x-cloud-qms/essentials/ (дата обращения: 0</w:t>
+        <w:t xml:space="preserve"> :</w:t>
+      </w:r>
+      <w:proofErr w:type="gramEnd"/>
+      <w:r>
+        <w:t xml:space="preserve"> [Электронный ресурс]. — Режим доступа: https://www.siemens.com/ru-ru/products/opcenter/quality-x-cloud-qms/essentials/ (дата обращения: 0</w:t>
       </w:r>
       <w:r>
         <w:t>2</w:t>
@@ -33368,7 +33697,31 @@
         <w:ind w:left="993" w:hanging="284"/>
       </w:pPr>
       <w:r>
-        <w:t>Рочев, К. В. Информационные технологии. Анализ и проектирование информационных систем : учебное пособие для вузов / К. В. Рочев. — 4-е изд., стер. — Санкт-Петербург : Лань, 2025. — 128 с. — ISBN 978-5-507-50803-7. — Текст : электронный // Лань : электронно-библиотечная система. — URL: https://e.lanbook.com/book/465164 (дата обращения: 0</w:t>
+        <w:t xml:space="preserve">Рочев, К. В. Информационные технологии. Анализ и проектирование информационных </w:t>
+      </w:r>
+      <w:proofErr w:type="gramStart"/>
+      <w:r>
+        <w:t>систем :</w:t>
+      </w:r>
+      <w:proofErr w:type="gramEnd"/>
+      <w:r>
+        <w:t xml:space="preserve"> учебное пособие для вузов / К. В. Рочев. — 4-е изд., стер. — Санкт-</w:t>
+      </w:r>
+      <w:proofErr w:type="gramStart"/>
+      <w:r>
+        <w:t>Петербург :</w:t>
+      </w:r>
+      <w:proofErr w:type="gramEnd"/>
+      <w:r>
+        <w:t xml:space="preserve"> Лань, 2025. — 128 с. — ISBN 978-5-507-50803-7. — </w:t>
+      </w:r>
+      <w:proofErr w:type="gramStart"/>
+      <w:r>
+        <w:t>Текст :</w:t>
+      </w:r>
+      <w:proofErr w:type="gramEnd"/>
+      <w:r>
+        <w:t xml:space="preserve"> электронный // Лань : электронно-библиотечная система. — URL: https://e.lanbook.com/book/465164 (дата обращения: 0</w:t>
       </w:r>
       <w:r>
         <w:t>1</w:t>
@@ -33401,7 +33754,31 @@
         <w:ind w:left="993" w:hanging="284"/>
       </w:pPr>
       <w:r>
-        <w:t>Остроух, А. В. Проектирование информационных систем : монография / А. В. Остроух, Н. Е. Суркова. — 2-е изд., стер. — Санкт-Петербург : Лань, 2021. — 164 с. — ISBN 978-5-8114-8377-8. — Текст : электронный // Лань : электронно-библиотечная система. — URL: https://e.lanbook.com/book/175513 (дата обращения: 0</w:t>
+        <w:t xml:space="preserve">Остроух, А. В. Проектирование информационных </w:t>
+      </w:r>
+      <w:proofErr w:type="gramStart"/>
+      <w:r>
+        <w:t>систем :</w:t>
+      </w:r>
+      <w:proofErr w:type="gramEnd"/>
+      <w:r>
+        <w:t xml:space="preserve"> монография / А. В. Остроух, Н. Е. Суркова. — 2-е изд., стер. — Санкт-</w:t>
+      </w:r>
+      <w:proofErr w:type="gramStart"/>
+      <w:r>
+        <w:t>Петербург :</w:t>
+      </w:r>
+      <w:proofErr w:type="gramEnd"/>
+      <w:r>
+        <w:t xml:space="preserve"> Лань, 2021. — 164 с. — ISBN 978-5-8114-8377-8. — </w:t>
+      </w:r>
+      <w:proofErr w:type="gramStart"/>
+      <w:r>
+        <w:t>Текст :</w:t>
+      </w:r>
+      <w:proofErr w:type="gramEnd"/>
+      <w:r>
+        <w:t xml:space="preserve"> электронный // Лань : электронно-библиотечная система. — URL: https://e.lanbook.com/book/175513 (дата обращения: 0</w:t>
       </w:r>
       <w:r>
         <w:t>1</w:t>
@@ -33438,7 +33815,15 @@
       </w:r>
       <w:r>
         <w:lastRenderedPageBreak/>
-        <w:t xml:space="preserve">правила, диаграммы, примеры применения : учебное пособие / Я. А. Копылова, А. Д. </w:t>
+        <w:t xml:space="preserve">правила, диаграммы, примеры </w:t>
+      </w:r>
+      <w:proofErr w:type="gramStart"/>
+      <w:r>
+        <w:t>применения :</w:t>
+      </w:r>
+      <w:proofErr w:type="gramEnd"/>
+      <w:r>
+        <w:t xml:space="preserve"> учебное пособие / Я. А. Копылова, А. Д. </w:t>
       </w:r>
       <w:proofErr w:type="spellStart"/>
       <w:r>
@@ -33446,7 +33831,23 @@
       </w:r>
       <w:proofErr w:type="spellEnd"/>
       <w:r>
-        <w:t>. — Москва : РТУ МИРЭА, 2025. — 76 с. — ISBN 978-5-7339-2806-7. — Текст : электронный // Лань : электронно-библиотечная система. — URL: https://e.lanbook.com/book/516288 (дата обращения: 0</w:t>
+        <w:t xml:space="preserve">. — </w:t>
+      </w:r>
+      <w:proofErr w:type="gramStart"/>
+      <w:r>
+        <w:t>Москва :</w:t>
+      </w:r>
+      <w:proofErr w:type="gramEnd"/>
+      <w:r>
+        <w:t xml:space="preserve"> РТУ МИРЭА, 2025. — 76 с. — ISBN 978-5-7339-2806-7. — </w:t>
+      </w:r>
+      <w:proofErr w:type="gramStart"/>
+      <w:r>
+        <w:t>Текст :</w:t>
+      </w:r>
+      <w:proofErr w:type="gramEnd"/>
+      <w:r>
+        <w:t xml:space="preserve"> электронный // Лань : электронно-библиотечная система. — URL: https://e.lanbook.com/book/516288 (дата обращения: 0</w:t>
       </w:r>
       <w:r>
         <w:t>1</w:t>
@@ -34834,6 +35235,7 @@
         <w:t xml:space="preserve">Spring Framework Reference. </w:t>
       </w:r>
       <w:proofErr w:type="spellStart"/>
+      <w:proofErr w:type="gramStart"/>
       <w:r>
         <w:rPr>
           <w:lang w:val="en-US"/>
@@ -34845,7 +35247,14 @@
         <w:rPr>
           <w:lang w:val="en-US"/>
         </w:rPr>
-        <w:t xml:space="preserve"> :: Spring Framework [</w:t>
+        <w:t xml:space="preserve"> :</w:t>
+      </w:r>
+      <w:proofErr w:type="gramEnd"/>
+      <w:r>
+        <w:rPr>
+          <w:lang w:val="en-US"/>
+        </w:rPr>
+        <w:t>: Spring Framework [</w:t>
       </w:r>
       <w:r>
         <w:t>Электронный</w:t>
@@ -35150,7 +35559,21 @@
         <w:rPr>
           <w:lang w:val="en-US"/>
         </w:rPr>
-        <w:t>      context: ./Frontend</w:t>
+        <w:t>      context</w:t>
+      </w:r>
+      <w:proofErr w:type="gramStart"/>
+      <w:r>
+        <w:rPr>
+          <w:lang w:val="en-US"/>
+        </w:rPr>
+        <w:t>: .</w:t>
+      </w:r>
+      <w:proofErr w:type="gramEnd"/>
+      <w:r>
+        <w:rPr>
+          <w:lang w:val="en-US"/>
+        </w:rPr>
+        <w:t>/Frontend</w:t>
       </w:r>
     </w:p>
     <w:p>
@@ -35369,7 +35792,21 @@
         <w:rPr>
           <w:lang w:val="en-US"/>
         </w:rPr>
-        <w:t>      context: ./</w:t>
+        <w:t>      context</w:t>
+      </w:r>
+      <w:proofErr w:type="gramStart"/>
+      <w:r>
+        <w:rPr>
+          <w:lang w:val="en-US"/>
+        </w:rPr>
+        <w:t>: .</w:t>
+      </w:r>
+      <w:proofErr w:type="gramEnd"/>
+      <w:r>
+        <w:rPr>
+          <w:lang w:val="en-US"/>
+        </w:rPr>
+        <w:t>/</w:t>
       </w:r>
       <w:proofErr w:type="spellStart"/>
       <w:r>
@@ -35716,7 +36153,21 @@
         <w:rPr>
           <w:lang w:val="en-US"/>
         </w:rPr>
-        <w:t>      context: ./</w:t>
+        <w:t>      context</w:t>
+      </w:r>
+      <w:proofErr w:type="gramStart"/>
+      <w:r>
+        <w:rPr>
+          <w:lang w:val="en-US"/>
+        </w:rPr>
+        <w:t>: .</w:t>
+      </w:r>
+      <w:proofErr w:type="gramEnd"/>
+      <w:r>
+        <w:rPr>
+          <w:lang w:val="en-US"/>
+        </w:rPr>
+        <w:t>/</w:t>
       </w:r>
       <w:proofErr w:type="spellStart"/>
       <w:r>
@@ -36176,7 +36627,21 @@
         <w:rPr>
           <w:lang w:val="en-US"/>
         </w:rPr>
-        <w:t>      context: ./Postgres</w:t>
+        <w:t>      context</w:t>
+      </w:r>
+      <w:proofErr w:type="gramStart"/>
+      <w:r>
+        <w:rPr>
+          <w:lang w:val="en-US"/>
+        </w:rPr>
+        <w:t>: .</w:t>
+      </w:r>
+      <w:proofErr w:type="gramEnd"/>
+      <w:r>
+        <w:rPr>
+          <w:lang w:val="en-US"/>
+        </w:rPr>
+        <w:t>/Postgres</w:t>
       </w:r>
     </w:p>
     <w:p>
@@ -36673,7 +37138,21 @@
         <w:rPr>
           <w:lang w:val="en-US"/>
         </w:rPr>
-        <w:t>      KAFKA_LISTENER_SECURITY_PROTOCOL_MAP: PLAINTEXT:PLAINTEXT,PLAINTEXT_HOST:PLAINTEXT</w:t>
+        <w:t xml:space="preserve">      KAFKA_LISTENER_SECURITY_PROTOCOL_MAP: </w:t>
+      </w:r>
+      <w:proofErr w:type="gramStart"/>
+      <w:r>
+        <w:rPr>
+          <w:lang w:val="en-US"/>
+        </w:rPr>
+        <w:t>PLAINTEXT:PLAINTEXT</w:t>
+      </w:r>
+      <w:proofErr w:type="gramEnd"/>
+      <w:r>
+        <w:rPr>
+          <w:lang w:val="en-US"/>
+        </w:rPr>
+        <w:t>,PLAINTEXT_HOST:PLAINTEXT</w:t>
       </w:r>
     </w:p>
     <w:p>
@@ -37363,7 +37842,21 @@
         <w:rPr>
           <w:lang w:val="en-US"/>
         </w:rPr>
-        <w:t xml:space="preserve"> TIMESTAMP DEFAULT now(),</w:t>
+        <w:t xml:space="preserve"> TIMESTAMP DEFAULT </w:t>
+      </w:r>
+      <w:proofErr w:type="gramStart"/>
+      <w:r>
+        <w:rPr>
+          <w:lang w:val="en-US"/>
+        </w:rPr>
+        <w:t>now(</w:t>
+      </w:r>
+      <w:proofErr w:type="gramEnd"/>
+      <w:r>
+        <w:rPr>
+          <w:lang w:val="en-US"/>
+        </w:rPr>
+        <w:t>),</w:t>
       </w:r>
     </w:p>
     <w:p>
@@ -38664,14 +39157,28 @@
         <w:rPr>
           <w:lang w:val="en-US"/>
         </w:rPr>
-        <w:t>gen_random_uuid</w:t>
-      </w:r>
-      <w:proofErr w:type="spellEnd"/>
-      <w:r>
-        <w:rPr>
-          <w:lang w:val="en-US"/>
-        </w:rPr>
-        <w:t>(),</w:t>
+        <w:t>gen_random_</w:t>
+      </w:r>
+      <w:proofErr w:type="gramStart"/>
+      <w:r>
+        <w:rPr>
+          <w:lang w:val="en-US"/>
+        </w:rPr>
+        <w:t>uuid</w:t>
+      </w:r>
+      <w:proofErr w:type="spellEnd"/>
+      <w:r>
+        <w:rPr>
+          <w:lang w:val="en-US"/>
+        </w:rPr>
+        <w:t>(</w:t>
+      </w:r>
+      <w:proofErr w:type="gramEnd"/>
+      <w:r>
+        <w:rPr>
+          <w:lang w:val="en-US"/>
+        </w:rPr>
+        <w:t>),</w:t>
       </w:r>
     </w:p>
     <w:p>
@@ -38789,7 +39296,21 @@
         <w:rPr>
           <w:lang w:val="en-US"/>
         </w:rPr>
-        <w:t xml:space="preserve"> TIMESTAMP DEFAULT NOW()</w:t>
+        <w:t xml:space="preserve"> TIMESTAMP DEFAULT </w:t>
+      </w:r>
+      <w:proofErr w:type="gramStart"/>
+      <w:r>
+        <w:rPr>
+          <w:lang w:val="en-US"/>
+        </w:rPr>
+        <w:t>NOW(</w:t>
+      </w:r>
+      <w:proofErr w:type="gramEnd"/>
+      <w:r>
+        <w:rPr>
+          <w:lang w:val="en-US"/>
+        </w:rPr>
+        <w:t>)</w:t>
       </w:r>
     </w:p>
     <w:p>
@@ -38905,7 +39426,14 @@
         <w:rPr>
           <w:lang w:val="en-US"/>
         </w:rPr>
-        <w:t>fact_notifications</w:t>
+        <w:t>fact_</w:t>
+      </w:r>
+      <w:proofErr w:type="gramStart"/>
+      <w:r>
+        <w:rPr>
+          <w:lang w:val="en-US"/>
+        </w:rPr>
+        <w:t>notifications</w:t>
       </w:r>
       <w:proofErr w:type="spellEnd"/>
       <w:r>
@@ -38915,6 +39443,7 @@
         <w:t>(</w:t>
       </w:r>
       <w:proofErr w:type="spellStart"/>
+      <w:proofErr w:type="gramEnd"/>
       <w:r>
         <w:rPr>
           <w:lang w:val="en-US"/>
@@ -38974,14 +39503,28 @@
         <w:rPr>
           <w:lang w:val="en-US"/>
         </w:rPr>
-        <w:t>fact_notifications</w:t>
-      </w:r>
-      <w:proofErr w:type="spellEnd"/>
-      <w:r>
-        <w:rPr>
-          <w:lang w:val="en-US"/>
-        </w:rPr>
-        <w:t xml:space="preserve">(viewed, </w:t>
+        <w:t>fact_</w:t>
+      </w:r>
+      <w:proofErr w:type="gramStart"/>
+      <w:r>
+        <w:rPr>
+          <w:lang w:val="en-US"/>
+        </w:rPr>
+        <w:t>notifications</w:t>
+      </w:r>
+      <w:proofErr w:type="spellEnd"/>
+      <w:r>
+        <w:rPr>
+          <w:lang w:val="en-US"/>
+        </w:rPr>
+        <w:t>(</w:t>
+      </w:r>
+      <w:proofErr w:type="gramEnd"/>
+      <w:r>
+        <w:rPr>
+          <w:lang w:val="en-US"/>
+        </w:rPr>
+        <w:t xml:space="preserve">viewed, </w:t>
       </w:r>
       <w:proofErr w:type="spellStart"/>
       <w:r>
@@ -39043,7 +39586,14 @@
         <w:rPr>
           <w:lang w:val="en-US"/>
         </w:rPr>
-        <w:t>dim_batch</w:t>
+        <w:t>dim_</w:t>
+      </w:r>
+      <w:proofErr w:type="gramStart"/>
+      <w:r>
+        <w:rPr>
+          <w:lang w:val="en-US"/>
+        </w:rPr>
+        <w:t>batch</w:t>
       </w:r>
       <w:proofErr w:type="spellEnd"/>
       <w:r>
@@ -39053,6 +39603,7 @@
         <w:t>(</w:t>
       </w:r>
       <w:proofErr w:type="spellStart"/>
+      <w:proofErr w:type="gramEnd"/>
       <w:r>
         <w:rPr>
           <w:lang w:val="en-US"/>
@@ -39430,7 +39981,14 @@
         <w:rPr>
           <w:lang w:val="en-US"/>
         </w:rPr>
-        <w:t>fact_mes</w:t>
+        <w:t>fact_</w:t>
+      </w:r>
+      <w:proofErr w:type="gramStart"/>
+      <w:r>
+        <w:rPr>
+          <w:lang w:val="en-US"/>
+        </w:rPr>
+        <w:t>mes</w:t>
       </w:r>
       <w:proofErr w:type="spellEnd"/>
       <w:r>
@@ -39440,6 +39998,7 @@
         <w:t>(</w:t>
       </w:r>
       <w:proofErr w:type="spellStart"/>
+      <w:proofErr w:type="gramEnd"/>
       <w:r>
         <w:rPr>
           <w:lang w:val="en-US"/>
@@ -39582,7 +40141,14 @@
         <w:rPr>
           <w:lang w:val="en-US"/>
         </w:rPr>
-        <w:t>fact_lims</w:t>
+        <w:t>fact_</w:t>
+      </w:r>
+      <w:proofErr w:type="gramStart"/>
+      <w:r>
+        <w:rPr>
+          <w:lang w:val="en-US"/>
+        </w:rPr>
+        <w:t>lims</w:t>
       </w:r>
       <w:proofErr w:type="spellEnd"/>
       <w:r>
@@ -39592,6 +40158,7 @@
         <w:t>(</w:t>
       </w:r>
       <w:proofErr w:type="spellStart"/>
+      <w:proofErr w:type="gramEnd"/>
       <w:r>
         <w:rPr>
           <w:lang w:val="en-US"/>
@@ -39651,7 +40218,14 @@
         <w:rPr>
           <w:lang w:val="en-US"/>
         </w:rPr>
-        <w:t>fact_lims</w:t>
+        <w:t>fact_</w:t>
+      </w:r>
+      <w:proofErr w:type="gramStart"/>
+      <w:r>
+        <w:rPr>
+          <w:lang w:val="en-US"/>
+        </w:rPr>
+        <w:t>lims</w:t>
       </w:r>
       <w:proofErr w:type="spellEnd"/>
       <w:r>
@@ -39661,6 +40235,7 @@
         <w:t>(</w:t>
       </w:r>
       <w:proofErr w:type="spellStart"/>
+      <w:proofErr w:type="gramEnd"/>
       <w:r>
         <w:rPr>
           <w:lang w:val="en-US"/>
@@ -40492,14 +41067,28 @@
         <w:rPr>
           <w:lang w:val="en-US"/>
         </w:rPr>
-        <w:t>create_next_scada_partition</w:t>
-      </w:r>
-      <w:proofErr w:type="spellEnd"/>
-      <w:r>
-        <w:rPr>
-          <w:lang w:val="en-US"/>
-        </w:rPr>
-        <w:t>()</w:t>
+        <w:t>create_next_scada_</w:t>
+      </w:r>
+      <w:proofErr w:type="gramStart"/>
+      <w:r>
+        <w:rPr>
+          <w:lang w:val="en-US"/>
+        </w:rPr>
+        <w:t>partition</w:t>
+      </w:r>
+      <w:proofErr w:type="spellEnd"/>
+      <w:r>
+        <w:rPr>
+          <w:lang w:val="en-US"/>
+        </w:rPr>
+        <w:t>(</w:t>
+      </w:r>
+      <w:proofErr w:type="gramEnd"/>
+      <w:r>
+        <w:rPr>
+          <w:lang w:val="en-US"/>
+        </w:rPr>
+        <w:t>)</w:t>
       </w:r>
     </w:p>
     <w:p>
@@ -40552,7 +41141,21 @@
         <w:rPr>
           <w:lang w:val="en-US"/>
         </w:rPr>
-        <w:t xml:space="preserve"> DATE := DATE_TRUNC('month', NOW() + INTERVAL '1 month');</w:t>
+        <w:t xml:space="preserve"> </w:t>
+      </w:r>
+      <w:proofErr w:type="gramStart"/>
+      <w:r>
+        <w:rPr>
+          <w:lang w:val="en-US"/>
+        </w:rPr>
+        <w:t>DATE :</w:t>
+      </w:r>
+      <w:proofErr w:type="gramEnd"/>
+      <w:r>
+        <w:rPr>
+          <w:lang w:val="en-US"/>
+        </w:rPr>
+        <w:t>= DATE_TRUNC('month', NOW() + INTERVAL '1 month');</w:t>
       </w:r>
     </w:p>
     <w:p>
@@ -40666,14 +41269,282 @@
         <w:rPr>
           <w:lang w:val="en-US"/>
         </w:rPr>
+        <w:t>partition_</w:t>
+      </w:r>
+      <w:proofErr w:type="gramStart"/>
+      <w:r>
+        <w:rPr>
+          <w:lang w:val="en-US"/>
+        </w:rPr>
+        <w:t>name</w:t>
+      </w:r>
+      <w:proofErr w:type="spellEnd"/>
+      <w:r>
+        <w:rPr>
+          <w:lang w:val="en-US"/>
+        </w:rPr>
+        <w:t xml:space="preserve"> :</w:t>
+      </w:r>
+      <w:proofErr w:type="gramEnd"/>
+      <w:r>
+        <w:rPr>
+          <w:lang w:val="en-US"/>
+        </w:rPr>
+        <w:t>= '</w:t>
+      </w:r>
+      <w:proofErr w:type="spellStart"/>
+      <w:r>
+        <w:rPr>
+          <w:lang w:val="en-US"/>
+        </w:rPr>
+        <w:t>fact_scada</w:t>
+      </w:r>
+      <w:proofErr w:type="spellEnd"/>
+      <w:r>
+        <w:rPr>
+          <w:lang w:val="en-US"/>
+        </w:rPr>
+        <w:t>_' || TO_CHAR(</w:t>
+      </w:r>
+      <w:proofErr w:type="spellStart"/>
+      <w:r>
+        <w:rPr>
+          <w:lang w:val="en-US"/>
+        </w:rPr>
+        <w:t>next_month</w:t>
+      </w:r>
+      <w:proofErr w:type="spellEnd"/>
+      <w:r>
+        <w:rPr>
+          <w:lang w:val="en-US"/>
+        </w:rPr>
+        <w:t>, 'YYYY_MM');</w:t>
+      </w:r>
+    </w:p>
+    <w:p>
+      <w:pPr>
+        <w:rPr>
+          <w:lang w:val="en-US"/>
+        </w:rPr>
+      </w:pPr>
+      <w:r>
+        <w:rPr>
+          <w:lang w:val="en-US"/>
+        </w:rPr>
+        <w:t xml:space="preserve">    </w:t>
+      </w:r>
+      <w:proofErr w:type="spellStart"/>
+      <w:r>
+        <w:rPr>
+          <w:lang w:val="en-US"/>
+        </w:rPr>
+        <w:t>start_</w:t>
+      </w:r>
+      <w:proofErr w:type="gramStart"/>
+      <w:r>
+        <w:rPr>
+          <w:lang w:val="en-US"/>
+        </w:rPr>
+        <w:t>date</w:t>
+      </w:r>
+      <w:proofErr w:type="spellEnd"/>
+      <w:r>
+        <w:rPr>
+          <w:lang w:val="en-US"/>
+        </w:rPr>
+        <w:t xml:space="preserve"> :</w:t>
+      </w:r>
+      <w:proofErr w:type="gramEnd"/>
+      <w:r>
+        <w:rPr>
+          <w:lang w:val="en-US"/>
+        </w:rPr>
+        <w:t>= TO_CHAR(</w:t>
+      </w:r>
+      <w:proofErr w:type="spellStart"/>
+      <w:r>
+        <w:rPr>
+          <w:lang w:val="en-US"/>
+        </w:rPr>
+        <w:t>next_month</w:t>
+      </w:r>
+      <w:proofErr w:type="spellEnd"/>
+      <w:r>
+        <w:rPr>
+          <w:lang w:val="en-US"/>
+        </w:rPr>
+        <w:t>, 'YYYY-MM-DD');</w:t>
+      </w:r>
+    </w:p>
+    <w:p>
+      <w:pPr>
+        <w:rPr>
+          <w:lang w:val="en-US"/>
+        </w:rPr>
+      </w:pPr>
+      <w:r>
+        <w:rPr>
+          <w:lang w:val="en-US"/>
+        </w:rPr>
+        <w:t xml:space="preserve">    </w:t>
+      </w:r>
+      <w:proofErr w:type="spellStart"/>
+      <w:r>
+        <w:rPr>
+          <w:lang w:val="en-US"/>
+        </w:rPr>
+        <w:t>end_</w:t>
+      </w:r>
+      <w:proofErr w:type="gramStart"/>
+      <w:r>
+        <w:rPr>
+          <w:lang w:val="en-US"/>
+        </w:rPr>
+        <w:t>date</w:t>
+      </w:r>
+      <w:proofErr w:type="spellEnd"/>
+      <w:r>
+        <w:rPr>
+          <w:lang w:val="en-US"/>
+        </w:rPr>
+        <w:t xml:space="preserve"> :</w:t>
+      </w:r>
+      <w:proofErr w:type="gramEnd"/>
+      <w:r>
+        <w:rPr>
+          <w:lang w:val="en-US"/>
+        </w:rPr>
+        <w:t>= TO_CHAR(</w:t>
+      </w:r>
+      <w:proofErr w:type="spellStart"/>
+      <w:r>
+        <w:rPr>
+          <w:lang w:val="en-US"/>
+        </w:rPr>
+        <w:t>next_month</w:t>
+      </w:r>
+      <w:proofErr w:type="spellEnd"/>
+      <w:r>
+        <w:rPr>
+          <w:lang w:val="en-US"/>
+        </w:rPr>
+        <w:t xml:space="preserve"> + INTERVAL '1 month', 'YYYY-MM-DD');</w:t>
+      </w:r>
+    </w:p>
+    <w:p>
+      <w:pPr>
+        <w:rPr>
+          <w:lang w:val="en-US"/>
+        </w:rPr>
+      </w:pPr>
+    </w:p>
+    <w:p>
+      <w:pPr>
+        <w:rPr>
+          <w:lang w:val="en-US"/>
+        </w:rPr>
+      </w:pPr>
+      <w:r>
+        <w:rPr>
+          <w:lang w:val="en-US"/>
+        </w:rPr>
+        <w:t>    IF NOT EXISTS (</w:t>
+      </w:r>
+    </w:p>
+    <w:p>
+      <w:pPr>
+        <w:rPr>
+          <w:lang w:val="en-US"/>
+        </w:rPr>
+      </w:pPr>
+      <w:r>
+        <w:rPr>
+          <w:lang w:val="en-US"/>
+        </w:rPr>
+        <w:t xml:space="preserve">        SELECT 1 FROM </w:t>
+      </w:r>
+      <w:proofErr w:type="spellStart"/>
+      <w:r>
+        <w:rPr>
+          <w:lang w:val="en-US"/>
+        </w:rPr>
+        <w:t>pg_class</w:t>
+      </w:r>
+      <w:proofErr w:type="spellEnd"/>
+      <w:r>
+        <w:rPr>
+          <w:lang w:val="en-US"/>
+        </w:rPr>
+        <w:t xml:space="preserve"> WHERE </w:t>
+      </w:r>
+      <w:proofErr w:type="spellStart"/>
+      <w:r>
+        <w:rPr>
+          <w:lang w:val="en-US"/>
+        </w:rPr>
+        <w:t>relname</w:t>
+      </w:r>
+      <w:proofErr w:type="spellEnd"/>
+      <w:r>
+        <w:rPr>
+          <w:lang w:val="en-US"/>
+        </w:rPr>
+        <w:t xml:space="preserve"> = </w:t>
+      </w:r>
+      <w:proofErr w:type="spellStart"/>
+      <w:r>
+        <w:rPr>
+          <w:lang w:val="en-US"/>
+        </w:rPr>
         <w:t>partition_name</w:t>
       </w:r>
       <w:proofErr w:type="spellEnd"/>
-      <w:r>
-        <w:rPr>
-          <w:lang w:val="en-US"/>
-        </w:rPr>
-        <w:t xml:space="preserve"> := '</w:t>
+    </w:p>
+    <w:p>
+      <w:pPr>
+        <w:rPr>
+          <w:lang w:val="en-US"/>
+        </w:rPr>
+      </w:pPr>
+      <w:r>
+        <w:rPr>
+          <w:lang w:val="en-US"/>
+        </w:rPr>
+        <w:t>    ) THEN</w:t>
+      </w:r>
+    </w:p>
+    <w:p>
+      <w:pPr>
+        <w:rPr>
+          <w:lang w:val="en-US"/>
+        </w:rPr>
+      </w:pPr>
+      <w:r>
+        <w:rPr>
+          <w:lang w:val="en-US"/>
+        </w:rPr>
+        <w:t xml:space="preserve">        EXECUTE </w:t>
+      </w:r>
+      <w:proofErr w:type="gramStart"/>
+      <w:r>
+        <w:rPr>
+          <w:lang w:val="en-US"/>
+        </w:rPr>
+        <w:t>FORMAT(</w:t>
+      </w:r>
+      <w:proofErr w:type="gramEnd"/>
+    </w:p>
+    <w:p>
+      <w:pPr>
+        <w:rPr>
+          <w:lang w:val="en-US"/>
+        </w:rPr>
+      </w:pPr>
+      <w:r>
+        <w:rPr>
+          <w:lang w:val="en-US"/>
+        </w:rPr>
+        <w:t xml:space="preserve">            'CREATE TABLE %I PARTITION OF </w:t>
       </w:r>
       <w:proofErr w:type="spellStart"/>
       <w:r>
@@ -40687,21 +41558,290 @@
         <w:rPr>
           <w:lang w:val="en-US"/>
         </w:rPr>
-        <w:t>_' || TO_CHAR(</w:t>
-      </w:r>
-      <w:proofErr w:type="spellStart"/>
-      <w:r>
-        <w:rPr>
-          <w:lang w:val="en-US"/>
-        </w:rPr>
-        <w:t>next_month</w:t>
-      </w:r>
-      <w:proofErr w:type="spellEnd"/>
-      <w:r>
-        <w:rPr>
-          <w:lang w:val="en-US"/>
-        </w:rPr>
-        <w:t>, 'YYYY_MM');</w:t>
+        <w:t xml:space="preserve"> FOR VALUES FROM (%L) TO (%L)',</w:t>
+      </w:r>
+    </w:p>
+    <w:p>
+      <w:pPr>
+        <w:rPr>
+          <w:lang w:val="en-US"/>
+        </w:rPr>
+      </w:pPr>
+      <w:r>
+        <w:rPr>
+          <w:lang w:val="en-US"/>
+        </w:rPr>
+        <w:t xml:space="preserve">            </w:t>
+      </w:r>
+      <w:proofErr w:type="spellStart"/>
+      <w:r>
+        <w:rPr>
+          <w:lang w:val="en-US"/>
+        </w:rPr>
+        <w:t>partition_name</w:t>
+      </w:r>
+      <w:proofErr w:type="spellEnd"/>
+      <w:r>
+        <w:rPr>
+          <w:lang w:val="en-US"/>
+        </w:rPr>
+        <w:t xml:space="preserve">, </w:t>
+      </w:r>
+      <w:proofErr w:type="spellStart"/>
+      <w:r>
+        <w:rPr>
+          <w:lang w:val="en-US"/>
+        </w:rPr>
+        <w:t>start_date</w:t>
+      </w:r>
+      <w:proofErr w:type="spellEnd"/>
+      <w:r>
+        <w:rPr>
+          <w:lang w:val="en-US"/>
+        </w:rPr>
+        <w:t xml:space="preserve">, </w:t>
+      </w:r>
+      <w:proofErr w:type="spellStart"/>
+      <w:r>
+        <w:rPr>
+          <w:lang w:val="en-US"/>
+        </w:rPr>
+        <w:t>end_date</w:t>
+      </w:r>
+      <w:proofErr w:type="spellEnd"/>
+    </w:p>
+    <w:p>
+      <w:pPr>
+        <w:rPr>
+          <w:lang w:val="en-US"/>
+        </w:rPr>
+      </w:pPr>
+      <w:r>
+        <w:rPr>
+          <w:lang w:val="en-US"/>
+        </w:rPr>
+        <w:t>        );</w:t>
+      </w:r>
+    </w:p>
+    <w:p>
+      <w:pPr>
+        <w:rPr>
+          <w:lang w:val="en-US"/>
+        </w:rPr>
+      </w:pPr>
+      <w:r>
+        <w:rPr>
+          <w:lang w:val="en-US"/>
+        </w:rPr>
+        <w:t>    END IF;</w:t>
+      </w:r>
+    </w:p>
+    <w:p>
+      <w:pPr>
+        <w:rPr>
+          <w:lang w:val="en-US"/>
+        </w:rPr>
+      </w:pPr>
+      <w:r>
+        <w:rPr>
+          <w:lang w:val="en-US"/>
+        </w:rPr>
+        <w:t>END;</w:t>
+      </w:r>
+    </w:p>
+    <w:p>
+      <w:pPr>
+        <w:rPr>
+          <w:lang w:val="en-US"/>
+        </w:rPr>
+      </w:pPr>
+      <w:r>
+        <w:rPr>
+          <w:lang w:val="en-US"/>
+        </w:rPr>
+        <w:t xml:space="preserve">$$ LANGUAGE </w:t>
+      </w:r>
+      <w:proofErr w:type="spellStart"/>
+      <w:r>
+        <w:rPr>
+          <w:lang w:val="en-US"/>
+        </w:rPr>
+        <w:t>plpgsql</w:t>
+      </w:r>
+      <w:proofErr w:type="spellEnd"/>
+      <w:r>
+        <w:rPr>
+          <w:lang w:val="en-US"/>
+        </w:rPr>
+        <w:t>;</w:t>
+      </w:r>
+    </w:p>
+    <w:p>
+      <w:pPr>
+        <w:rPr>
+          <w:lang w:val="en-US"/>
+        </w:rPr>
+      </w:pPr>
+    </w:p>
+    <w:p>
+      <w:pPr>
+        <w:rPr>
+          <w:lang w:val="en-US"/>
+        </w:rPr>
+      </w:pPr>
+      <w:r>
+        <w:rPr>
+          <w:lang w:val="en-US"/>
+        </w:rPr>
+        <w:t xml:space="preserve">SELECT </w:t>
+      </w:r>
+      <w:proofErr w:type="spellStart"/>
+      <w:proofErr w:type="gramStart"/>
+      <w:r>
+        <w:rPr>
+          <w:lang w:val="en-US"/>
+        </w:rPr>
+        <w:t>cron.schedule</w:t>
+      </w:r>
+      <w:proofErr w:type="spellEnd"/>
+      <w:proofErr w:type="gramEnd"/>
+      <w:r>
+        <w:rPr>
+          <w:lang w:val="en-US"/>
+        </w:rPr>
+        <w:t>('create-</w:t>
+      </w:r>
+      <w:proofErr w:type="spellStart"/>
+      <w:r>
+        <w:rPr>
+          <w:lang w:val="en-US"/>
+        </w:rPr>
+        <w:t>scada</w:t>
+      </w:r>
+      <w:proofErr w:type="spellEnd"/>
+      <w:r>
+        <w:rPr>
+          <w:lang w:val="en-US"/>
+        </w:rPr>
+        <w:t>-partition', '0 9 25 * *',</w:t>
+      </w:r>
+    </w:p>
+    <w:p>
+      <w:pPr>
+        <w:rPr>
+          <w:lang w:val="en-US"/>
+        </w:rPr>
+      </w:pPr>
+      <w:r>
+        <w:rPr>
+          <w:lang w:val="en-US"/>
+        </w:rPr>
+        <w:t xml:space="preserve">    'SELECT </w:t>
+      </w:r>
+      <w:proofErr w:type="spellStart"/>
+      <w:r>
+        <w:rPr>
+          <w:lang w:val="en-US"/>
+        </w:rPr>
+        <w:t>create_next_scada_</w:t>
+      </w:r>
+      <w:proofErr w:type="gramStart"/>
+      <w:r>
+        <w:rPr>
+          <w:lang w:val="en-US"/>
+        </w:rPr>
+        <w:t>partition</w:t>
+      </w:r>
+      <w:proofErr w:type="spellEnd"/>
+      <w:r>
+        <w:rPr>
+          <w:lang w:val="en-US"/>
+        </w:rPr>
+        <w:t>(</w:t>
+      </w:r>
+      <w:proofErr w:type="gramEnd"/>
+      <w:r>
+        <w:rPr>
+          <w:lang w:val="en-US"/>
+        </w:rPr>
+        <w:t>)');</w:t>
+      </w:r>
+    </w:p>
+    <w:p>
+      <w:pPr>
+        <w:rPr>
+          <w:lang w:val="en-US"/>
+        </w:rPr>
+      </w:pPr>
+      <w:r>
+        <w:rPr>
+          <w:lang w:val="en-US"/>
+        </w:rPr>
+        <w:t xml:space="preserve">import </w:t>
+      </w:r>
+      <w:proofErr w:type="spellStart"/>
+      <w:r>
+        <w:rPr>
+          <w:lang w:val="en-US"/>
+        </w:rPr>
+        <w:t>axios</w:t>
+      </w:r>
+      <w:proofErr w:type="spellEnd"/>
+      <w:r>
+        <w:rPr>
+          <w:lang w:val="en-US"/>
+        </w:rPr>
+        <w:t xml:space="preserve"> from '</w:t>
+      </w:r>
+      <w:proofErr w:type="spellStart"/>
+      <w:r>
+        <w:rPr>
+          <w:lang w:val="en-US"/>
+        </w:rPr>
+        <w:t>axios</w:t>
+      </w:r>
+      <w:proofErr w:type="spellEnd"/>
+      <w:r>
+        <w:rPr>
+          <w:lang w:val="en-US"/>
+        </w:rPr>
+        <w:t>';</w:t>
+      </w:r>
+    </w:p>
+    <w:p>
+      <w:pPr>
+        <w:rPr>
+          <w:lang w:val="en-US"/>
+        </w:rPr>
+      </w:pPr>
+    </w:p>
+    <w:p>
+      <w:pPr>
+        <w:rPr>
+          <w:lang w:val="en-US"/>
+        </w:rPr>
+      </w:pPr>
+      <w:r>
+        <w:rPr>
+          <w:lang w:val="en-US"/>
+        </w:rPr>
+        <w:t xml:space="preserve">const API = </w:t>
+      </w:r>
+      <w:proofErr w:type="spellStart"/>
+      <w:proofErr w:type="gramStart"/>
+      <w:r>
+        <w:rPr>
+          <w:lang w:val="en-US"/>
+        </w:rPr>
+        <w:t>axios.create</w:t>
+      </w:r>
+      <w:proofErr w:type="spellEnd"/>
+      <w:proofErr w:type="gramEnd"/>
+      <w:r>
+        <w:rPr>
+          <w:lang w:val="en-US"/>
+        </w:rPr>
+        <w:t>({</w:t>
       </w:r>
     </w:p>
     <w:p>
@@ -40721,123 +41861,267 @@
         <w:rPr>
           <w:lang w:val="en-US"/>
         </w:rPr>
-        <w:t>start_date</w:t>
-      </w:r>
-      <w:proofErr w:type="spellEnd"/>
-      <w:r>
-        <w:rPr>
-          <w:lang w:val="en-US"/>
-        </w:rPr>
-        <w:t xml:space="preserve"> := TO_CHAR(</w:t>
-      </w:r>
-      <w:proofErr w:type="spellStart"/>
-      <w:r>
-        <w:rPr>
-          <w:lang w:val="en-US"/>
-        </w:rPr>
-        <w:t>next_month</w:t>
-      </w:r>
-      <w:proofErr w:type="spellEnd"/>
-      <w:r>
-        <w:rPr>
-          <w:lang w:val="en-US"/>
-        </w:rPr>
-        <w:t>, 'YYYY-MM-DD');</w:t>
-      </w:r>
-    </w:p>
-    <w:p>
-      <w:pPr>
-        <w:rPr>
-          <w:lang w:val="en-US"/>
-        </w:rPr>
-      </w:pPr>
-      <w:r>
-        <w:rPr>
-          <w:lang w:val="en-US"/>
-        </w:rPr>
-        <w:t xml:space="preserve">    </w:t>
-      </w:r>
-      <w:proofErr w:type="spellStart"/>
-      <w:r>
-        <w:rPr>
-          <w:lang w:val="en-US"/>
-        </w:rPr>
-        <w:t>end_date</w:t>
-      </w:r>
-      <w:proofErr w:type="spellEnd"/>
-      <w:r>
-        <w:rPr>
-          <w:lang w:val="en-US"/>
-        </w:rPr>
-        <w:t xml:space="preserve"> := TO_CHAR(</w:t>
-      </w:r>
-      <w:proofErr w:type="spellStart"/>
-      <w:r>
-        <w:rPr>
-          <w:lang w:val="en-US"/>
-        </w:rPr>
-        <w:t>next_month</w:t>
-      </w:r>
-      <w:proofErr w:type="spellEnd"/>
-      <w:r>
-        <w:rPr>
-          <w:lang w:val="en-US"/>
-        </w:rPr>
-        <w:t xml:space="preserve"> + INTERVAL '1 month', 'YYYY-MM-DD');</w:t>
-      </w:r>
-    </w:p>
-    <w:p>
-      <w:pPr>
-        <w:rPr>
-          <w:lang w:val="en-US"/>
-        </w:rPr>
-      </w:pPr>
-    </w:p>
-    <w:p>
-      <w:pPr>
-        <w:rPr>
-          <w:lang w:val="en-US"/>
-        </w:rPr>
-      </w:pPr>
-      <w:r>
-        <w:rPr>
-          <w:lang w:val="en-US"/>
-        </w:rPr>
-        <w:t>    IF NOT EXISTS (</w:t>
-      </w:r>
-    </w:p>
-    <w:p>
-      <w:pPr>
-        <w:rPr>
-          <w:lang w:val="en-US"/>
-        </w:rPr>
-      </w:pPr>
-      <w:r>
-        <w:rPr>
-          <w:lang w:val="en-US"/>
-        </w:rPr>
-        <w:t xml:space="preserve">        SELECT 1 FROM </w:t>
-      </w:r>
-      <w:proofErr w:type="spellStart"/>
-      <w:r>
-        <w:rPr>
-          <w:lang w:val="en-US"/>
-        </w:rPr>
-        <w:t>pg_class</w:t>
-      </w:r>
-      <w:proofErr w:type="spellEnd"/>
-      <w:r>
-        <w:rPr>
-          <w:lang w:val="en-US"/>
-        </w:rPr>
-        <w:t xml:space="preserve"> WHERE </w:t>
-      </w:r>
-      <w:proofErr w:type="spellStart"/>
-      <w:r>
-        <w:rPr>
-          <w:lang w:val="en-US"/>
-        </w:rPr>
-        <w:t>relname</w:t>
+        <w:t>baseURL</w:t>
+      </w:r>
+      <w:proofErr w:type="spellEnd"/>
+      <w:r>
+        <w:rPr>
+          <w:lang w:val="en-US"/>
+        </w:rPr>
+        <w:t>: 'http://localhost:8081/</w:t>
+      </w:r>
+      <w:proofErr w:type="spellStart"/>
+      <w:r>
+        <w:rPr>
+          <w:lang w:val="en-US"/>
+        </w:rPr>
+        <w:t>api</w:t>
+      </w:r>
+      <w:proofErr w:type="spellEnd"/>
+      <w:r>
+        <w:rPr>
+          <w:lang w:val="en-US"/>
+        </w:rPr>
+        <w:t>'</w:t>
+      </w:r>
+    </w:p>
+    <w:p>
+      <w:pPr>
+        <w:rPr>
+          <w:lang w:val="en-US"/>
+        </w:rPr>
+      </w:pPr>
+      <w:r>
+        <w:rPr>
+          <w:lang w:val="en-US"/>
+        </w:rPr>
+        <w:t>});</w:t>
+      </w:r>
+    </w:p>
+    <w:p>
+      <w:pPr>
+        <w:rPr>
+          <w:lang w:val="en-US"/>
+        </w:rPr>
+      </w:pPr>
+    </w:p>
+    <w:p>
+      <w:pPr>
+        <w:rPr>
+          <w:lang w:val="en-US"/>
+        </w:rPr>
+      </w:pPr>
+      <w:proofErr w:type="spellStart"/>
+      <w:proofErr w:type="gramStart"/>
+      <w:r>
+        <w:rPr>
+          <w:lang w:val="en-US"/>
+        </w:rPr>
+        <w:t>API.interceptors.request.use</w:t>
+      </w:r>
+      <w:proofErr w:type="spellEnd"/>
+      <w:r>
+        <w:rPr>
+          <w:lang w:val="en-US"/>
+        </w:rPr>
+        <w:t>(</w:t>
+      </w:r>
+      <w:proofErr w:type="gramEnd"/>
+      <w:r>
+        <w:rPr>
+          <w:lang w:val="en-US"/>
+        </w:rPr>
+        <w:t>config =&gt; {</w:t>
+      </w:r>
+    </w:p>
+    <w:p>
+      <w:pPr>
+        <w:rPr>
+          <w:lang w:val="en-US"/>
+        </w:rPr>
+      </w:pPr>
+      <w:r>
+        <w:rPr>
+          <w:lang w:val="en-US"/>
+        </w:rPr>
+        <w:t xml:space="preserve">    const token = </w:t>
+      </w:r>
+      <w:proofErr w:type="spellStart"/>
+      <w:r>
+        <w:rPr>
+          <w:lang w:val="en-US"/>
+        </w:rPr>
+        <w:t>localStorage.getItem</w:t>
+      </w:r>
+      <w:proofErr w:type="spellEnd"/>
+      <w:r>
+        <w:rPr>
+          <w:lang w:val="en-US"/>
+        </w:rPr>
+        <w:t>('token');</w:t>
+      </w:r>
+    </w:p>
+    <w:p>
+      <w:pPr>
+        <w:rPr>
+          <w:lang w:val="en-US"/>
+        </w:rPr>
+      </w:pPr>
+      <w:r>
+        <w:rPr>
+          <w:lang w:val="en-US"/>
+        </w:rPr>
+        <w:t>    if (token) {</w:t>
+      </w:r>
+    </w:p>
+    <w:p>
+      <w:pPr>
+        <w:rPr>
+          <w:lang w:val="en-US"/>
+        </w:rPr>
+      </w:pPr>
+      <w:r>
+        <w:rPr>
+          <w:lang w:val="en-US"/>
+        </w:rPr>
+        <w:t xml:space="preserve">        </w:t>
+      </w:r>
+      <w:proofErr w:type="spellStart"/>
+      <w:proofErr w:type="gramStart"/>
+      <w:r>
+        <w:rPr>
+          <w:lang w:val="en-US"/>
+        </w:rPr>
+        <w:t>config.headers</w:t>
+      </w:r>
+      <w:proofErr w:type="gramEnd"/>
+      <w:r>
+        <w:rPr>
+          <w:lang w:val="en-US"/>
+        </w:rPr>
+        <w:t>.Authorization</w:t>
+      </w:r>
+      <w:proofErr w:type="spellEnd"/>
+      <w:r>
+        <w:rPr>
+          <w:lang w:val="en-US"/>
+        </w:rPr>
+        <w:t xml:space="preserve"> =</w:t>
+      </w:r>
+    </w:p>
+    <w:p>
+      <w:pPr>
+        <w:rPr>
+          <w:lang w:val="en-US"/>
+        </w:rPr>
+      </w:pPr>
+      <w:r>
+        <w:rPr>
+          <w:lang w:val="en-US"/>
+        </w:rPr>
+        <w:t>            `Bearer ${token}`;</w:t>
+      </w:r>
+    </w:p>
+    <w:p>
+      <w:pPr>
+        <w:rPr>
+          <w:lang w:val="en-US"/>
+        </w:rPr>
+      </w:pPr>
+      <w:r>
+        <w:rPr>
+          <w:lang w:val="en-US"/>
+        </w:rPr>
+        <w:t>    }</w:t>
+      </w:r>
+    </w:p>
+    <w:p>
+      <w:pPr>
+        <w:rPr>
+          <w:lang w:val="en-US"/>
+        </w:rPr>
+      </w:pPr>
+      <w:r>
+        <w:rPr>
+          <w:lang w:val="en-US"/>
+        </w:rPr>
+        <w:t>    return config;</w:t>
+      </w:r>
+    </w:p>
+    <w:p>
+      <w:pPr>
+        <w:rPr>
+          <w:lang w:val="en-US"/>
+        </w:rPr>
+      </w:pPr>
+      <w:r>
+        <w:rPr>
+          <w:lang w:val="en-US"/>
+        </w:rPr>
+        <w:t>});</w:t>
+      </w:r>
+    </w:p>
+    <w:p>
+      <w:pPr>
+        <w:rPr>
+          <w:lang w:val="en-US"/>
+        </w:rPr>
+      </w:pPr>
+    </w:p>
+    <w:p>
+      <w:pPr>
+        <w:rPr>
+          <w:lang w:val="en-US"/>
+        </w:rPr>
+      </w:pPr>
+      <w:proofErr w:type="spellStart"/>
+      <w:proofErr w:type="gramStart"/>
+      <w:r>
+        <w:rPr>
+          <w:lang w:val="en-US"/>
+        </w:rPr>
+        <w:t>API.interceptors.response.use</w:t>
+      </w:r>
+      <w:proofErr w:type="spellEnd"/>
+      <w:r>
+        <w:rPr>
+          <w:lang w:val="en-US"/>
+        </w:rPr>
+        <w:t>(</w:t>
+      </w:r>
+      <w:proofErr w:type="gramEnd"/>
+    </w:p>
+    <w:p>
+      <w:pPr>
+        <w:rPr>
+          <w:lang w:val="en-US"/>
+        </w:rPr>
+      </w:pPr>
+      <w:r>
+        <w:rPr>
+          <w:lang w:val="en-US"/>
+        </w:rPr>
+        <w:t>    (response) =&gt; {</w:t>
+      </w:r>
+    </w:p>
+    <w:p>
+      <w:pPr>
+        <w:rPr>
+          <w:lang w:val="en-US"/>
+        </w:rPr>
+      </w:pPr>
+      <w:r>
+        <w:rPr>
+          <w:lang w:val="en-US"/>
+        </w:rPr>
+        <w:t xml:space="preserve">        const </w:t>
+      </w:r>
+      <w:proofErr w:type="spellStart"/>
+      <w:r>
+        <w:rPr>
+          <w:lang w:val="en-US"/>
+        </w:rPr>
+        <w:t>newToken</w:t>
       </w:r>
       <w:proofErr w:type="spellEnd"/>
       <w:r>
@@ -40847,65 +42131,47 @@
         <w:t xml:space="preserve"> = </w:t>
       </w:r>
       <w:proofErr w:type="spellStart"/>
-      <w:r>
-        <w:rPr>
-          <w:lang w:val="en-US"/>
-        </w:rPr>
-        <w:t>partition_name</w:t>
-      </w:r>
-      <w:proofErr w:type="spellEnd"/>
-    </w:p>
-    <w:p>
-      <w:pPr>
-        <w:rPr>
-          <w:lang w:val="en-US"/>
-        </w:rPr>
-      </w:pPr>
-      <w:r>
-        <w:rPr>
-          <w:lang w:val="en-US"/>
-        </w:rPr>
-        <w:t>    ) THEN</w:t>
-      </w:r>
-    </w:p>
-    <w:p>
-      <w:pPr>
-        <w:rPr>
-          <w:lang w:val="en-US"/>
-        </w:rPr>
-      </w:pPr>
-      <w:r>
-        <w:rPr>
-          <w:lang w:val="en-US"/>
-        </w:rPr>
-        <w:t>        EXECUTE FORMAT(</w:t>
-      </w:r>
-    </w:p>
-    <w:p>
-      <w:pPr>
-        <w:rPr>
-          <w:lang w:val="en-US"/>
-        </w:rPr>
-      </w:pPr>
-      <w:r>
-        <w:rPr>
-          <w:lang w:val="en-US"/>
-        </w:rPr>
-        <w:t xml:space="preserve">            'CREATE TABLE %I PARTITION OF </w:t>
-      </w:r>
-      <w:proofErr w:type="spellStart"/>
-      <w:r>
-        <w:rPr>
-          <w:lang w:val="en-US"/>
-        </w:rPr>
-        <w:t>fact_scada</w:t>
-      </w:r>
-      <w:proofErr w:type="spellEnd"/>
-      <w:r>
-        <w:rPr>
-          <w:lang w:val="en-US"/>
-        </w:rPr>
-        <w:t xml:space="preserve"> FOR VALUES FROM (%L) TO (%L)',</w:t>
+      <w:proofErr w:type="gramStart"/>
+      <w:r>
+        <w:rPr>
+          <w:lang w:val="en-US"/>
+        </w:rPr>
+        <w:t>response.headers</w:t>
+      </w:r>
+      <w:proofErr w:type="spellEnd"/>
+      <w:proofErr w:type="gramEnd"/>
+      <w:r>
+        <w:rPr>
+          <w:lang w:val="en-US"/>
+        </w:rPr>
+        <w:t>['x-new-token'];</w:t>
+      </w:r>
+    </w:p>
+    <w:p>
+      <w:pPr>
+        <w:rPr>
+          <w:lang w:val="en-US"/>
+        </w:rPr>
+      </w:pPr>
+      <w:r>
+        <w:rPr>
+          <w:lang w:val="en-US"/>
+        </w:rPr>
+        <w:t>        if (</w:t>
+      </w:r>
+      <w:proofErr w:type="spellStart"/>
+      <w:r>
+        <w:rPr>
+          <w:lang w:val="en-US"/>
+        </w:rPr>
+        <w:t>newToken</w:t>
+      </w:r>
+      <w:proofErr w:type="spellEnd"/>
+      <w:r>
+        <w:rPr>
+          <w:lang w:val="en-US"/>
+        </w:rPr>
+        <w:t>) {</w:t>
       </w:r>
     </w:p>
     <w:p>
@@ -40925,507 +42191,14 @@
         <w:rPr>
           <w:lang w:val="en-US"/>
         </w:rPr>
-        <w:t>partition_name</w:t>
-      </w:r>
-      <w:proofErr w:type="spellEnd"/>
-      <w:r>
-        <w:rPr>
-          <w:lang w:val="en-US"/>
-        </w:rPr>
-        <w:t xml:space="preserve">, </w:t>
-      </w:r>
-      <w:proofErr w:type="spellStart"/>
-      <w:r>
-        <w:rPr>
-          <w:lang w:val="en-US"/>
-        </w:rPr>
-        <w:t>start_date</w:t>
-      </w:r>
-      <w:proofErr w:type="spellEnd"/>
-      <w:r>
-        <w:rPr>
-          <w:lang w:val="en-US"/>
-        </w:rPr>
-        <w:t xml:space="preserve">, </w:t>
-      </w:r>
-      <w:proofErr w:type="spellStart"/>
-      <w:r>
-        <w:rPr>
-          <w:lang w:val="en-US"/>
-        </w:rPr>
-        <w:t>end_date</w:t>
-      </w:r>
-      <w:proofErr w:type="spellEnd"/>
-    </w:p>
-    <w:p>
-      <w:pPr>
-        <w:rPr>
-          <w:lang w:val="en-US"/>
-        </w:rPr>
-      </w:pPr>
-      <w:r>
-        <w:rPr>
-          <w:lang w:val="en-US"/>
-        </w:rPr>
-        <w:t>        );</w:t>
-      </w:r>
-    </w:p>
-    <w:p>
-      <w:pPr>
-        <w:rPr>
-          <w:lang w:val="en-US"/>
-        </w:rPr>
-      </w:pPr>
-      <w:r>
-        <w:rPr>
-          <w:lang w:val="en-US"/>
-        </w:rPr>
-        <w:t>    END IF;</w:t>
-      </w:r>
-    </w:p>
-    <w:p>
-      <w:pPr>
-        <w:rPr>
-          <w:lang w:val="en-US"/>
-        </w:rPr>
-      </w:pPr>
-      <w:r>
-        <w:rPr>
-          <w:lang w:val="en-US"/>
-        </w:rPr>
-        <w:t>END;</w:t>
-      </w:r>
-    </w:p>
-    <w:p>
-      <w:pPr>
-        <w:rPr>
-          <w:lang w:val="en-US"/>
-        </w:rPr>
-      </w:pPr>
-      <w:r>
-        <w:rPr>
-          <w:lang w:val="en-US"/>
-        </w:rPr>
-        <w:t xml:space="preserve">$$ LANGUAGE </w:t>
-      </w:r>
-      <w:proofErr w:type="spellStart"/>
-      <w:r>
-        <w:rPr>
-          <w:lang w:val="en-US"/>
-        </w:rPr>
-        <w:t>plpgsql</w:t>
-      </w:r>
-      <w:proofErr w:type="spellEnd"/>
-      <w:r>
-        <w:rPr>
-          <w:lang w:val="en-US"/>
-        </w:rPr>
-        <w:t>;</w:t>
-      </w:r>
-    </w:p>
-    <w:p>
-      <w:pPr>
-        <w:rPr>
-          <w:lang w:val="en-US"/>
-        </w:rPr>
-      </w:pPr>
-    </w:p>
-    <w:p>
-      <w:pPr>
-        <w:rPr>
-          <w:lang w:val="en-US"/>
-        </w:rPr>
-      </w:pPr>
-      <w:r>
-        <w:rPr>
-          <w:lang w:val="en-US"/>
-        </w:rPr>
-        <w:t xml:space="preserve">SELECT </w:t>
-      </w:r>
-      <w:proofErr w:type="spellStart"/>
-      <w:r>
-        <w:rPr>
-          <w:lang w:val="en-US"/>
-        </w:rPr>
-        <w:t>cron.schedule</w:t>
-      </w:r>
-      <w:proofErr w:type="spellEnd"/>
-      <w:r>
-        <w:rPr>
-          <w:lang w:val="en-US"/>
-        </w:rPr>
-        <w:t>('create-</w:t>
-      </w:r>
-      <w:proofErr w:type="spellStart"/>
-      <w:r>
-        <w:rPr>
-          <w:lang w:val="en-US"/>
-        </w:rPr>
-        <w:t>scada</w:t>
-      </w:r>
-      <w:proofErr w:type="spellEnd"/>
-      <w:r>
-        <w:rPr>
-          <w:lang w:val="en-US"/>
-        </w:rPr>
-        <w:t>-partition', '0 9 25 * *',</w:t>
-      </w:r>
-    </w:p>
-    <w:p>
-      <w:pPr>
-        <w:rPr>
-          <w:lang w:val="en-US"/>
-        </w:rPr>
-      </w:pPr>
-      <w:r>
-        <w:rPr>
-          <w:lang w:val="en-US"/>
-        </w:rPr>
-        <w:t xml:space="preserve">    'SELECT </w:t>
-      </w:r>
-      <w:proofErr w:type="spellStart"/>
-      <w:r>
-        <w:rPr>
-          <w:lang w:val="en-US"/>
-        </w:rPr>
-        <w:t>create_next_scada_partition</w:t>
-      </w:r>
-      <w:proofErr w:type="spellEnd"/>
-      <w:r>
-        <w:rPr>
-          <w:lang w:val="en-US"/>
-        </w:rPr>
-        <w:t>()');</w:t>
-      </w:r>
-    </w:p>
-    <w:p>
-      <w:pPr>
-        <w:rPr>
-          <w:lang w:val="en-US"/>
-        </w:rPr>
-      </w:pPr>
-      <w:r>
-        <w:rPr>
-          <w:lang w:val="en-US"/>
-        </w:rPr>
-        <w:t xml:space="preserve">import </w:t>
-      </w:r>
-      <w:proofErr w:type="spellStart"/>
-      <w:r>
-        <w:rPr>
-          <w:lang w:val="en-US"/>
-        </w:rPr>
-        <w:t>axios</w:t>
-      </w:r>
-      <w:proofErr w:type="spellEnd"/>
-      <w:r>
-        <w:rPr>
-          <w:lang w:val="en-US"/>
-        </w:rPr>
-        <w:t xml:space="preserve"> from '</w:t>
-      </w:r>
-      <w:proofErr w:type="spellStart"/>
-      <w:r>
-        <w:rPr>
-          <w:lang w:val="en-US"/>
-        </w:rPr>
-        <w:t>axios</w:t>
-      </w:r>
-      <w:proofErr w:type="spellEnd"/>
-      <w:r>
-        <w:rPr>
-          <w:lang w:val="en-US"/>
-        </w:rPr>
-        <w:t>';</w:t>
-      </w:r>
-    </w:p>
-    <w:p>
-      <w:pPr>
-        <w:rPr>
-          <w:lang w:val="en-US"/>
-        </w:rPr>
-      </w:pPr>
-    </w:p>
-    <w:p>
-      <w:pPr>
-        <w:rPr>
-          <w:lang w:val="en-US"/>
-        </w:rPr>
-      </w:pPr>
-      <w:r>
-        <w:rPr>
-          <w:lang w:val="en-US"/>
-        </w:rPr>
-        <w:t xml:space="preserve">const API = </w:t>
-      </w:r>
-      <w:proofErr w:type="spellStart"/>
-      <w:r>
-        <w:rPr>
-          <w:lang w:val="en-US"/>
-        </w:rPr>
-        <w:t>axios.create</w:t>
-      </w:r>
-      <w:proofErr w:type="spellEnd"/>
-      <w:r>
-        <w:rPr>
-          <w:lang w:val="en-US"/>
-        </w:rPr>
-        <w:t>({</w:t>
-      </w:r>
-    </w:p>
-    <w:p>
-      <w:pPr>
-        <w:rPr>
-          <w:lang w:val="en-US"/>
-        </w:rPr>
-      </w:pPr>
-      <w:r>
-        <w:rPr>
-          <w:lang w:val="en-US"/>
-        </w:rPr>
-        <w:t xml:space="preserve">    </w:t>
-      </w:r>
-      <w:proofErr w:type="spellStart"/>
-      <w:r>
-        <w:rPr>
-          <w:lang w:val="en-US"/>
-        </w:rPr>
-        <w:t>baseURL</w:t>
-      </w:r>
-      <w:proofErr w:type="spellEnd"/>
-      <w:r>
-        <w:rPr>
-          <w:lang w:val="en-US"/>
-        </w:rPr>
-        <w:t>: 'http://localhost:8081/</w:t>
-      </w:r>
-      <w:proofErr w:type="spellStart"/>
-      <w:r>
-        <w:rPr>
-          <w:lang w:val="en-US"/>
-        </w:rPr>
-        <w:t>api</w:t>
-      </w:r>
-      <w:proofErr w:type="spellEnd"/>
-      <w:r>
-        <w:rPr>
-          <w:lang w:val="en-US"/>
-        </w:rPr>
-        <w:t>'</w:t>
-      </w:r>
-    </w:p>
-    <w:p>
-      <w:pPr>
-        <w:rPr>
-          <w:lang w:val="en-US"/>
-        </w:rPr>
-      </w:pPr>
-      <w:r>
-        <w:rPr>
-          <w:lang w:val="en-US"/>
-        </w:rPr>
-        <w:t>});</w:t>
-      </w:r>
-    </w:p>
-    <w:p>
-      <w:pPr>
-        <w:rPr>
-          <w:lang w:val="en-US"/>
-        </w:rPr>
-      </w:pPr>
-    </w:p>
-    <w:p>
-      <w:pPr>
-        <w:rPr>
-          <w:lang w:val="en-US"/>
-        </w:rPr>
-      </w:pPr>
-      <w:proofErr w:type="spellStart"/>
-      <w:r>
-        <w:rPr>
-          <w:lang w:val="en-US"/>
-        </w:rPr>
-        <w:t>API.interceptors.request.use</w:t>
-      </w:r>
-      <w:proofErr w:type="spellEnd"/>
-      <w:r>
-        <w:rPr>
-          <w:lang w:val="en-US"/>
-        </w:rPr>
-        <w:t>(config =&gt; {</w:t>
-      </w:r>
-    </w:p>
-    <w:p>
-      <w:pPr>
-        <w:rPr>
-          <w:lang w:val="en-US"/>
-        </w:rPr>
-      </w:pPr>
-      <w:r>
-        <w:rPr>
-          <w:lang w:val="en-US"/>
-        </w:rPr>
-        <w:t xml:space="preserve">    const token = </w:t>
-      </w:r>
-      <w:proofErr w:type="spellStart"/>
-      <w:r>
-        <w:rPr>
-          <w:lang w:val="en-US"/>
-        </w:rPr>
-        <w:t>localStorage.getItem</w:t>
-      </w:r>
-      <w:proofErr w:type="spellEnd"/>
-      <w:r>
-        <w:rPr>
-          <w:lang w:val="en-US"/>
-        </w:rPr>
-        <w:t>('token');</w:t>
-      </w:r>
-    </w:p>
-    <w:p>
-      <w:pPr>
-        <w:rPr>
-          <w:lang w:val="en-US"/>
-        </w:rPr>
-      </w:pPr>
-      <w:r>
-        <w:rPr>
-          <w:lang w:val="en-US"/>
-        </w:rPr>
-        <w:t>    if (token) {</w:t>
-      </w:r>
-    </w:p>
-    <w:p>
-      <w:pPr>
-        <w:rPr>
-          <w:lang w:val="en-US"/>
-        </w:rPr>
-      </w:pPr>
-      <w:r>
-        <w:rPr>
-          <w:lang w:val="en-US"/>
-        </w:rPr>
-        <w:t xml:space="preserve">        </w:t>
-      </w:r>
-      <w:proofErr w:type="spellStart"/>
-      <w:r>
-        <w:rPr>
-          <w:lang w:val="en-US"/>
-        </w:rPr>
-        <w:t>config.headers.Authorization</w:t>
-      </w:r>
-      <w:proofErr w:type="spellEnd"/>
-      <w:r>
-        <w:rPr>
-          <w:lang w:val="en-US"/>
-        </w:rPr>
-        <w:t xml:space="preserve"> =</w:t>
-      </w:r>
-    </w:p>
-    <w:p>
-      <w:pPr>
-        <w:rPr>
-          <w:lang w:val="en-US"/>
-        </w:rPr>
-      </w:pPr>
-      <w:r>
-        <w:rPr>
-          <w:lang w:val="en-US"/>
-        </w:rPr>
-        <w:t>            `Bearer ${token}`;</w:t>
-      </w:r>
-    </w:p>
-    <w:p>
-      <w:pPr>
-        <w:rPr>
-          <w:lang w:val="en-US"/>
-        </w:rPr>
-      </w:pPr>
-      <w:r>
-        <w:rPr>
-          <w:lang w:val="en-US"/>
-        </w:rPr>
-        <w:t>    }</w:t>
-      </w:r>
-    </w:p>
-    <w:p>
-      <w:pPr>
-        <w:rPr>
-          <w:lang w:val="en-US"/>
-        </w:rPr>
-      </w:pPr>
-      <w:r>
-        <w:rPr>
-          <w:lang w:val="en-US"/>
-        </w:rPr>
-        <w:t>    return config;</w:t>
-      </w:r>
-    </w:p>
-    <w:p>
-      <w:pPr>
-        <w:rPr>
-          <w:lang w:val="en-US"/>
-        </w:rPr>
-      </w:pPr>
-      <w:r>
-        <w:rPr>
-          <w:lang w:val="en-US"/>
-        </w:rPr>
-        <w:t>});</w:t>
-      </w:r>
-    </w:p>
-    <w:p>
-      <w:pPr>
-        <w:rPr>
-          <w:lang w:val="en-US"/>
-        </w:rPr>
-      </w:pPr>
-    </w:p>
-    <w:p>
-      <w:pPr>
-        <w:rPr>
-          <w:lang w:val="en-US"/>
-        </w:rPr>
-      </w:pPr>
-      <w:proofErr w:type="spellStart"/>
-      <w:r>
-        <w:rPr>
-          <w:lang w:val="en-US"/>
-        </w:rPr>
-        <w:t>API.interceptors.response.use</w:t>
-      </w:r>
-      <w:proofErr w:type="spellEnd"/>
-      <w:r>
-        <w:rPr>
-          <w:lang w:val="en-US"/>
-        </w:rPr>
-        <w:t>(</w:t>
-      </w:r>
-    </w:p>
-    <w:p>
-      <w:pPr>
-        <w:rPr>
-          <w:lang w:val="en-US"/>
-        </w:rPr>
-      </w:pPr>
-      <w:r>
-        <w:rPr>
-          <w:lang w:val="en-US"/>
-        </w:rPr>
-        <w:t>    (response) =&gt; {</w:t>
-      </w:r>
-    </w:p>
-    <w:p>
-      <w:pPr>
-        <w:rPr>
-          <w:lang w:val="en-US"/>
-        </w:rPr>
-      </w:pPr>
-      <w:r>
-        <w:rPr>
-          <w:lang w:val="en-US"/>
-        </w:rPr>
-        <w:t xml:space="preserve">        const </w:t>
+        <w:t>localStorage.setItem</w:t>
+      </w:r>
+      <w:proofErr w:type="spellEnd"/>
+      <w:r>
+        <w:rPr>
+          <w:lang w:val="en-US"/>
+        </w:rPr>
+        <w:t xml:space="preserve">('token', </w:t>
       </w:r>
       <w:proofErr w:type="spellStart"/>
       <w:r>
@@ -41439,21 +42212,59 @@
         <w:rPr>
           <w:lang w:val="en-US"/>
         </w:rPr>
-        <w:t xml:space="preserve"> = </w:t>
-      </w:r>
-      <w:proofErr w:type="spellStart"/>
-      <w:r>
-        <w:rPr>
-          <w:lang w:val="en-US"/>
-        </w:rPr>
-        <w:t>response.headers</w:t>
-      </w:r>
-      <w:proofErr w:type="spellEnd"/>
-      <w:r>
-        <w:rPr>
-          <w:lang w:val="en-US"/>
-        </w:rPr>
-        <w:t>['x-new-token'];</w:t>
+        <w:t>);</w:t>
+      </w:r>
+    </w:p>
+    <w:p>
+      <w:pPr>
+        <w:rPr>
+          <w:lang w:val="en-US"/>
+        </w:rPr>
+      </w:pPr>
+      <w:r>
+        <w:rPr>
+          <w:lang w:val="en-US"/>
+        </w:rPr>
+        <w:t>        }</w:t>
+      </w:r>
+    </w:p>
+    <w:p>
+      <w:pPr>
+        <w:rPr>
+          <w:lang w:val="en-US"/>
+        </w:rPr>
+      </w:pPr>
+      <w:r>
+        <w:rPr>
+          <w:lang w:val="en-US"/>
+        </w:rPr>
+        <w:t>        return response;</w:t>
+      </w:r>
+    </w:p>
+    <w:p>
+      <w:pPr>
+        <w:rPr>
+          <w:lang w:val="en-US"/>
+        </w:rPr>
+      </w:pPr>
+      <w:r>
+        <w:rPr>
+          <w:lang w:val="en-US"/>
+        </w:rPr>
+        <w:t>    },</w:t>
+      </w:r>
+    </w:p>
+    <w:p>
+      <w:pPr>
+        <w:rPr>
+          <w:lang w:val="en-US"/>
+        </w:rPr>
+      </w:pPr>
+      <w:r>
+        <w:rPr>
+          <w:lang w:val="en-US"/>
+        </w:rPr>
+        <w:t>    (error) =&gt; {</w:t>
       </w:r>
     </w:p>
     <w:p>
@@ -41469,131 +42280,19 @@
         <w:t>        if (</w:t>
       </w:r>
       <w:proofErr w:type="spellStart"/>
-      <w:r>
-        <w:rPr>
-          <w:lang w:val="en-US"/>
-        </w:rPr>
-        <w:t>newToken</w:t>
-      </w:r>
-      <w:proofErr w:type="spellEnd"/>
-      <w:r>
-        <w:rPr>
-          <w:lang w:val="en-US"/>
-        </w:rPr>
-        <w:t>) {</w:t>
-      </w:r>
-    </w:p>
-    <w:p>
-      <w:pPr>
-        <w:rPr>
-          <w:lang w:val="en-US"/>
-        </w:rPr>
-      </w:pPr>
-      <w:r>
-        <w:rPr>
-          <w:lang w:val="en-US"/>
-        </w:rPr>
-        <w:t xml:space="preserve">            </w:t>
-      </w:r>
-      <w:proofErr w:type="spellStart"/>
-      <w:r>
-        <w:rPr>
-          <w:lang w:val="en-US"/>
-        </w:rPr>
-        <w:t>localStorage.setItem</w:t>
-      </w:r>
-      <w:proofErr w:type="spellEnd"/>
-      <w:r>
-        <w:rPr>
-          <w:lang w:val="en-US"/>
-        </w:rPr>
-        <w:t xml:space="preserve">('token', </w:t>
-      </w:r>
-      <w:proofErr w:type="spellStart"/>
-      <w:r>
-        <w:rPr>
-          <w:lang w:val="en-US"/>
-        </w:rPr>
-        <w:t>newToken</w:t>
-      </w:r>
-      <w:proofErr w:type="spellEnd"/>
-      <w:r>
-        <w:rPr>
-          <w:lang w:val="en-US"/>
-        </w:rPr>
-        <w:t>);</w:t>
-      </w:r>
-    </w:p>
-    <w:p>
-      <w:pPr>
-        <w:rPr>
-          <w:lang w:val="en-US"/>
-        </w:rPr>
-      </w:pPr>
-      <w:r>
-        <w:rPr>
-          <w:lang w:val="en-US"/>
-        </w:rPr>
-        <w:t>        }</w:t>
-      </w:r>
-    </w:p>
-    <w:p>
-      <w:pPr>
-        <w:rPr>
-          <w:lang w:val="en-US"/>
-        </w:rPr>
-      </w:pPr>
-      <w:r>
-        <w:rPr>
-          <w:lang w:val="en-US"/>
-        </w:rPr>
-        <w:t>        return response;</w:t>
-      </w:r>
-    </w:p>
-    <w:p>
-      <w:pPr>
-        <w:rPr>
-          <w:lang w:val="en-US"/>
-        </w:rPr>
-      </w:pPr>
-      <w:r>
-        <w:rPr>
-          <w:lang w:val="en-US"/>
-        </w:rPr>
-        <w:t>    },</w:t>
-      </w:r>
-    </w:p>
-    <w:p>
-      <w:pPr>
-        <w:rPr>
-          <w:lang w:val="en-US"/>
-        </w:rPr>
-      </w:pPr>
-      <w:r>
-        <w:rPr>
-          <w:lang w:val="en-US"/>
-        </w:rPr>
-        <w:t>    (error) =&gt; {</w:t>
-      </w:r>
-    </w:p>
-    <w:p>
-      <w:pPr>
-        <w:rPr>
-          <w:lang w:val="en-US"/>
-        </w:rPr>
-      </w:pPr>
-      <w:r>
-        <w:rPr>
-          <w:lang w:val="en-US"/>
-        </w:rPr>
-        <w:t>        if (</w:t>
-      </w:r>
-      <w:proofErr w:type="spellStart"/>
-      <w:r>
-        <w:rPr>
-          <w:lang w:val="en-US"/>
-        </w:rPr>
-        <w:t>error.response?.status</w:t>
+      <w:proofErr w:type="gramStart"/>
+      <w:r>
+        <w:rPr>
+          <w:lang w:val="en-US"/>
+        </w:rPr>
+        <w:t>error.response</w:t>
+      </w:r>
+      <w:proofErr w:type="gramEnd"/>
+      <w:r>
+        <w:rPr>
+          <w:lang w:val="en-US"/>
+        </w:rPr>
+        <w:t>?.status</w:t>
       </w:r>
       <w:proofErr w:type="spellEnd"/>
       <w:r>
@@ -41644,11 +42343,19 @@
         <w:t xml:space="preserve">            </w:t>
       </w:r>
       <w:proofErr w:type="spellStart"/>
-      <w:r>
-        <w:rPr>
-          <w:lang w:val="en-US"/>
-        </w:rPr>
-        <w:t>window.location.replace</w:t>
+      <w:proofErr w:type="gramStart"/>
+      <w:r>
+        <w:rPr>
+          <w:lang w:val="en-US"/>
+        </w:rPr>
+        <w:t>window.location</w:t>
+      </w:r>
+      <w:proofErr w:type="gramEnd"/>
+      <w:r>
+        <w:rPr>
+          <w:lang w:val="en-US"/>
+        </w:rPr>
+        <w:t>.replace</w:t>
       </w:r>
       <w:proofErr w:type="spellEnd"/>
       <w:r>
@@ -41774,6 +42481,7 @@
         <w:t xml:space="preserve"> = (data) =&gt; </w:t>
       </w:r>
       <w:proofErr w:type="spellStart"/>
+      <w:proofErr w:type="gramStart"/>
       <w:r>
         <w:rPr>
           <w:lang w:val="en-US"/>
@@ -41785,7 +42493,14 @@
         <w:rPr>
           <w:lang w:val="en-US"/>
         </w:rPr>
-        <w:t>('/auth/login', data);</w:t>
+        <w:t>(</w:t>
+      </w:r>
+      <w:proofErr w:type="gramEnd"/>
+      <w:r>
+        <w:rPr>
+          <w:lang w:val="en-US"/>
+        </w:rPr>
+        <w:t>'/auth/login', data);</w:t>
       </w:r>
     </w:p>
     <w:p>
@@ -41815,6 +42530,7 @@
         <w:t xml:space="preserve"> = (data) =&gt; </w:t>
       </w:r>
       <w:proofErr w:type="spellStart"/>
+      <w:proofErr w:type="gramStart"/>
       <w:r>
         <w:rPr>
           <w:lang w:val="en-US"/>
@@ -41826,7 +42542,14 @@
         <w:rPr>
           <w:lang w:val="en-US"/>
         </w:rPr>
-        <w:t>('/auth/register', data);</w:t>
+        <w:t>(</w:t>
+      </w:r>
+      <w:proofErr w:type="gramEnd"/>
+      <w:r>
+        <w:rPr>
+          <w:lang w:val="en-US"/>
+        </w:rPr>
+        <w:t>'/auth/register', data);</w:t>
       </w:r>
     </w:p>
     <w:p>
@@ -41975,6 +42698,7 @@
         <w:t xml:space="preserve">) =&gt; </w:t>
       </w:r>
       <w:proofErr w:type="spellStart"/>
+      <w:proofErr w:type="gramStart"/>
       <w:r>
         <w:rPr>
           <w:lang w:val="en-US"/>
@@ -41986,7 +42710,14 @@
         <w:rPr>
           <w:lang w:val="en-US"/>
         </w:rPr>
-        <w:t xml:space="preserve">('/notifications', </w:t>
+        <w:t>(</w:t>
+      </w:r>
+      <w:proofErr w:type="gramEnd"/>
+      <w:r>
+        <w:rPr>
+          <w:lang w:val="en-US"/>
+        </w:rPr>
+        <w:t xml:space="preserve">'/notifications', </w:t>
       </w:r>
       <w:proofErr w:type="spellStart"/>
       <w:r>
@@ -42163,6 +42894,7 @@
         <w:t xml:space="preserve"> = (filter) =&gt; </w:t>
       </w:r>
       <w:proofErr w:type="spellStart"/>
+      <w:proofErr w:type="gramStart"/>
       <w:r>
         <w:rPr>
           <w:lang w:val="en-US"/>
@@ -42174,7 +42906,14 @@
         <w:rPr>
           <w:lang w:val="en-US"/>
         </w:rPr>
-        <w:t>('/admin/users', filter);</w:t>
+        <w:t>(</w:t>
+      </w:r>
+      <w:proofErr w:type="gramEnd"/>
+      <w:r>
+        <w:rPr>
+          <w:lang w:val="en-US"/>
+        </w:rPr>
+        <w:t>'/admin/users', filter);</w:t>
       </w:r>
     </w:p>
     <w:p>
@@ -42309,6 +43048,7 @@
         <w:t xml:space="preserve"> = (filter) =&gt; </w:t>
       </w:r>
       <w:proofErr w:type="spellStart"/>
+      <w:proofErr w:type="gramStart"/>
       <w:r>
         <w:rPr>
           <w:lang w:val="en-US"/>
@@ -42320,7 +43060,14 @@
         <w:rPr>
           <w:lang w:val="en-US"/>
         </w:rPr>
-        <w:t>('/metals', filter);</w:t>
+        <w:t>(</w:t>
+      </w:r>
+      <w:proofErr w:type="gramEnd"/>
+      <w:r>
+        <w:rPr>
+          <w:lang w:val="en-US"/>
+        </w:rPr>
+        <w:t>'/metals', filter);</w:t>
       </w:r>
     </w:p>
     <w:p>
@@ -42749,7 +43496,14 @@
         <w:rPr>
           <w:lang w:val="en-US"/>
         </w:rPr>
-        <w:t xml:space="preserve">}`, { </w:t>
+        <w:t xml:space="preserve">}`, </w:t>
+      </w:r>
+      <w:proofErr w:type="gramStart"/>
+      <w:r>
+        <w:rPr>
+          <w:lang w:val="en-US"/>
+        </w:rPr>
+        <w:t xml:space="preserve">{ </w:t>
       </w:r>
       <w:proofErr w:type="spellStart"/>
       <w:r>
@@ -42759,6 +43513,7 @@
         <w:t>responseType</w:t>
       </w:r>
       <w:proofErr w:type="spellEnd"/>
+      <w:proofErr w:type="gramEnd"/>
       <w:r>
         <w:rPr>
           <w:lang w:val="en-US"/>
@@ -43208,6 +43963,7 @@
         <w:docPartUnique/>
       </w:docPartObj>
     </w:sdtPr>
+    <w:sdtEndPr/>
     <w:sdtContent>
       <w:p>
         <w:pPr>
@@ -47234,6 +47990,7 @@
     <w:lsdException w:name="HTML Sample" w:semiHidden="1" w:unhideWhenUsed="1"/>
     <w:lsdException w:name="HTML Typewriter" w:semiHidden="1" w:unhideWhenUsed="1"/>
     <w:lsdException w:name="HTML Variable" w:semiHidden="1" w:unhideWhenUsed="1"/>
+    <w:lsdException w:name="Normal Table" w:semiHidden="1" w:unhideWhenUsed="1"/>
     <w:lsdException w:name="annotation subject" w:semiHidden="1" w:unhideWhenUsed="1"/>
     <w:lsdException w:name="No List" w:semiHidden="1" w:unhideWhenUsed="1"/>
     <w:lsdException w:name="Outline List 1" w:semiHidden="1" w:unhideWhenUsed="1"/>
@@ -47280,8 +48037,10 @@
     <w:lsdException w:name="Table Subtle 2" w:semiHidden="1" w:unhideWhenUsed="1"/>
     <w:lsdException w:name="Table Web 1" w:semiHidden="1" w:unhideWhenUsed="1"/>
     <w:lsdException w:name="Table Web 2" w:semiHidden="1" w:unhideWhenUsed="1"/>
+    <w:lsdException w:name="Table Web 3" w:semiHidden="1" w:unhideWhenUsed="1"/>
     <w:lsdException w:name="Balloon Text" w:semiHidden="1" w:unhideWhenUsed="1"/>
     <w:lsdException w:name="Table Grid" w:uiPriority="39"/>
+    <w:lsdException w:name="Table Theme" w:semiHidden="1" w:unhideWhenUsed="1"/>
     <w:lsdException w:name="Placeholder Text" w:semiHidden="1"/>
     <w:lsdException w:name="No Spacing" w:uiPriority="1" w:qFormat="1"/>
     <w:lsdException w:name="Light Shading" w:uiPriority="60"/>
@@ -48460,7 +49219,7 @@
 </file>
 
 <file path=customXml/itemProps1.xml><?xml version="1.0" encoding="utf-8"?>
-<ds:datastoreItem xmlns:ds="http://schemas.openxmlformats.org/officeDocument/2006/customXml" ds:itemID="{87E0E17A-E4DF-4457-9287-68E8AFF33E6F}">
+<ds:datastoreItem xmlns:ds="http://schemas.openxmlformats.org/officeDocument/2006/customXml" ds:itemID="{514606EC-4931-43FF-9019-A540DA8C2858}">
   <ds:schemaRefs>
     <ds:schemaRef ds:uri="http://schemas.openxmlformats.org/officeDocument/2006/bibliography"/>
   </ds:schemaRefs>
